--- a/appendix/Doc-GZ - 20260410 - v1 (by 20260414).docx
+++ b/appendix/Doc-GZ - 20260410 - v1 (by 20260414).docx
@@ -1015,6 +1015,15 @@
       <w:pPr>
         <w:rPr>
           <w:rFonts w:ascii="Times New Roman" w:eastAsia="宋体" w:hAnsi="Times New Roman" w:cs="Times New Roman"/>
+          <w:b/>
+          <w:bCs/>
+        </w:rPr>
+      </w:pPr>
+    </w:p>
+    <w:p>
+      <w:pPr>
+        <w:rPr>
+          <w:rFonts w:ascii="Times New Roman" w:eastAsia="宋体" w:hAnsi="Times New Roman" w:cs="Times New Roman"/>
         </w:rPr>
       </w:pPr>
       <w:r>
@@ -1197,7 +1206,6 @@
           <w:rStyle w:val="a3"/>
           <w:color w:val="2F5496" w:themeColor="accent1" w:themeShade="BF"/>
         </w:rPr>
-        <w:lastRenderedPageBreak/>
         <w:t>1</w:t>
       </w:r>
       <w:r>
@@ -1236,6 +1244,15 @@
         </w:rPr>
         <w:t>urchase Multiple Node on Alibaba Cloud</w:t>
       </w:r>
+    </w:p>
+    <w:p>
+      <w:pPr>
+        <w:rPr>
+          <w:rFonts w:ascii="Times New Roman" w:hAnsi="Times New Roman" w:cs="Times New Roman"/>
+          <w:b/>
+          <w:bCs/>
+        </w:rPr>
+      </w:pPr>
     </w:p>
     <w:p>
       <w:pPr>
@@ -1355,6 +1372,17 @@
       <w:pPr>
         <w:pStyle w:val="graf"/>
         <w:rPr>
+          <w:rStyle w:val="a5"/>
+          <w:rFonts w:eastAsia="宋体"/>
+          <w:b w:val="0"/>
+          <w:bCs w:val="0"/>
+        </w:rPr>
+      </w:pPr>
+    </w:p>
+    <w:p>
+      <w:pPr>
+        <w:pStyle w:val="graf"/>
+        <w:rPr>
           <w:rFonts w:eastAsia="宋体"/>
         </w:rPr>
       </w:pPr>
@@ -1460,34 +1488,7 @@
     <w:p>
       <w:pPr>
         <w:rPr>
-          <w:rFonts w:ascii="Times New Roman" w:eastAsia="宋体" w:hAnsi="Times New Roman" w:cs="Times New Roman"/>
-          <w:b/>
-          <w:bCs/>
-        </w:rPr>
-      </w:pPr>
-    </w:p>
-    <w:p>
-      <w:pPr>
-        <w:rPr>
-          <w:rFonts w:ascii="Times New Roman" w:eastAsia="宋体" w:hAnsi="Times New Roman" w:cs="Times New Roman"/>
-          <w:b/>
-          <w:bCs/>
-        </w:rPr>
-      </w:pPr>
-    </w:p>
-    <w:p>
-      <w:pPr>
-        <w:rPr>
-          <w:rFonts w:ascii="Times New Roman" w:eastAsia="宋体" w:hAnsi="Times New Roman" w:cs="Times New Roman"/>
-          <w:b/>
-          <w:bCs/>
-        </w:rPr>
-      </w:pPr>
-    </w:p>
-    <w:p>
-      <w:pPr>
-        <w:rPr>
-          <w:rFonts w:ascii="Times New Roman" w:eastAsia="宋体" w:hAnsi="Times New Roman" w:cs="Times New Roman"/>
+          <w:rFonts w:ascii="Times New Roman" w:eastAsia="宋体" w:hAnsi="Times New Roman" w:cs="Times New Roman" w:hint="eastAsia"/>
           <w:b/>
           <w:bCs/>
         </w:rPr>
@@ -3407,6 +3408,15 @@
     <w:p>
       <w:pPr>
         <w:rPr>
+          <w:rFonts w:ascii="Times New Roman" w:hAnsi="Times New Roman" w:cs="Times New Roman"/>
+          <w:b/>
+          <w:bCs/>
+        </w:rPr>
+      </w:pPr>
+    </w:p>
+    <w:p>
+      <w:pPr>
+        <w:rPr>
           <w:rFonts w:ascii="Times New Roman" w:eastAsia="宋体" w:hAnsi="Times New Roman" w:cs="Times New Roman"/>
         </w:rPr>
       </w:pPr>
@@ -5674,7 +5684,7 @@
             <w:pPr>
               <w:pStyle w:val="HTML"/>
               <w:rPr>
-                <w:rFonts w:asciiTheme="minorHAnsi" w:hAnsiTheme="minorHAnsi" w:cstheme="minorHAnsi" w:hint="eastAsia"/>
+                <w:rFonts w:asciiTheme="minorHAnsi" w:hAnsiTheme="minorHAnsi" w:cstheme="minorHAnsi"/>
                 <w:sz w:val="22"/>
                 <w:szCs w:val="22"/>
               </w:rPr>
@@ -5754,56 +5764,7 @@
     <w:p>
       <w:pPr>
         <w:rPr>
-          <w:rFonts w:ascii="Times New Roman" w:eastAsia="宋体" w:hAnsi="Times New Roman" w:cs="Times New Roman"/>
-        </w:rPr>
-      </w:pPr>
-    </w:p>
-    <w:p>
-      <w:pPr>
-        <w:rPr>
-          <w:rFonts w:ascii="Times New Roman" w:eastAsia="宋体" w:hAnsi="Times New Roman" w:cs="Times New Roman"/>
-        </w:rPr>
-      </w:pPr>
-    </w:p>
-    <w:p>
-      <w:pPr>
-        <w:rPr>
-          <w:rFonts w:ascii="Times New Roman" w:eastAsia="宋体" w:hAnsi="Times New Roman" w:cs="Times New Roman"/>
-        </w:rPr>
-      </w:pPr>
-    </w:p>
-    <w:p>
-      <w:pPr>
-        <w:rPr>
-          <w:rFonts w:ascii="Times New Roman" w:eastAsia="宋体" w:hAnsi="Times New Roman" w:cs="Times New Roman"/>
-        </w:rPr>
-      </w:pPr>
-    </w:p>
-    <w:p>
-      <w:pPr>
-        <w:rPr>
-          <w:rFonts w:ascii="Times New Roman" w:eastAsia="宋体" w:hAnsi="Times New Roman" w:cs="Times New Roman"/>
-        </w:rPr>
-      </w:pPr>
-    </w:p>
-    <w:p>
-      <w:pPr>
-        <w:rPr>
-          <w:rFonts w:ascii="Times New Roman" w:eastAsia="宋体" w:hAnsi="Times New Roman" w:cs="Times New Roman"/>
-        </w:rPr>
-      </w:pPr>
-    </w:p>
-    <w:p>
-      <w:pPr>
-        <w:rPr>
-          <w:rFonts w:ascii="Times New Roman" w:eastAsia="宋体" w:hAnsi="Times New Roman" w:cs="Times New Roman"/>
-        </w:rPr>
-      </w:pPr>
-    </w:p>
-    <w:p>
-      <w:pPr>
-        <w:rPr>
-          <w:rFonts w:ascii="Times New Roman" w:eastAsia="宋体" w:hAnsi="Times New Roman" w:cs="Times New Roman"/>
+          <w:rFonts w:ascii="Times New Roman" w:eastAsia="宋体" w:hAnsi="Times New Roman" w:cs="Times New Roman" w:hint="eastAsia"/>
         </w:rPr>
       </w:pPr>
     </w:p>
@@ -5820,6 +5781,7 @@
           <w:rStyle w:val="a3"/>
           <w:color w:val="2F5496" w:themeColor="accent1" w:themeShade="BF"/>
         </w:rPr>
+        <w:lastRenderedPageBreak/>
         <w:t>1</w:t>
       </w:r>
       <w:r>
@@ -6336,6 +6298,7 @@
         </w:numPr>
       </w:pPr>
       <w:r>
+        <w:lastRenderedPageBreak/>
         <w:t>Prepare Fabric Multiple Nodes</w:t>
       </w:r>
     </w:p>
@@ -6438,7 +6401,21 @@
               <w:rPr>
                 <w:rFonts w:ascii="Times New Roman" w:eastAsia="宋体" w:hAnsi="Times New Roman" w:cs="Times New Roman"/>
               </w:rPr>
-              <w:t xml:space="preserve"> sudo vi </w:t>
+              <w:t xml:space="preserve"> </w:t>
+            </w:r>
+            <w:proofErr w:type="gramStart"/>
+            <w:r>
+              <w:rPr>
+                <w:rFonts w:ascii="Times New Roman" w:eastAsia="宋体" w:hAnsi="Times New Roman" w:cs="Times New Roman"/>
+              </w:rPr>
+              <w:t>sudo</w:t>
+            </w:r>
+            <w:proofErr w:type="gramEnd"/>
+            <w:r>
+              <w:rPr>
+                <w:rFonts w:ascii="Times New Roman" w:eastAsia="宋体" w:hAnsi="Times New Roman" w:cs="Times New Roman"/>
+              </w:rPr>
+              <w:t xml:space="preserve"> vi </w:t>
             </w:r>
             <w:r>
               <w:rPr>
@@ -6453,6 +6430,7 @@
                 <w:rFonts w:ascii="Times New Roman" w:eastAsia="宋体" w:hAnsi="Times New Roman" w:cs="Times New Roman"/>
               </w:rPr>
             </w:pPr>
+            <w:proofErr w:type="gramStart"/>
             <w:r>
               <w:rPr>
                 <w:rFonts w:ascii="Times New Roman" w:eastAsia="宋体" w:hAnsi="Times New Roman" w:cs="Times New Roman" w:hint="eastAsia"/>
@@ -6463,7 +6441,14 @@
               <w:rPr>
                 <w:rFonts w:ascii="Times New Roman" w:eastAsia="宋体" w:hAnsi="Times New Roman" w:cs="Times New Roman"/>
               </w:rPr>
-              <w:t>set paste</w:t>
+              <w:t>set</w:t>
+            </w:r>
+            <w:proofErr w:type="gramEnd"/>
+            <w:r>
+              <w:rPr>
+                <w:rFonts w:ascii="Times New Roman" w:eastAsia="宋体" w:hAnsi="Times New Roman" w:cs="Times New Roman"/>
+              </w:rPr>
+              <w:t xml:space="preserve"> paste</w:t>
             </w:r>
           </w:p>
           <w:p>
@@ -6978,14 +6963,6 @@
                 <w:szCs w:val="22"/>
               </w:rPr>
               <w:br/>
-            </w:r>
-            <w:r>
-              <w:rPr>
-                <w:rFonts w:asciiTheme="minorHAnsi" w:hAnsiTheme="minorHAnsi" w:cstheme="minorHAnsi"/>
-                <w:sz w:val="22"/>
-                <w:szCs w:val="22"/>
-              </w:rPr>
-              <w:lastRenderedPageBreak/>
               <w:t xml:space="preserve">$ </w:t>
             </w:r>
             <w:r>
@@ -6994,8 +6971,18 @@
                 <w:sz w:val="22"/>
                 <w:szCs w:val="22"/>
               </w:rPr>
-              <w:t>echo 'export PATH=$PATH:/usr/lib/git-core' &gt;&gt; ~/.bashrc</w:t>
-            </w:r>
+              <w:t>echo 'export PATH=$PATH:/usr/lib/git-core' &gt;&gt; ~</w:t>
+            </w:r>
+            <w:proofErr w:type="gramStart"/>
+            <w:r>
+              <w:rPr>
+                <w:rFonts w:asciiTheme="minorHAnsi" w:hAnsiTheme="minorHAnsi" w:cstheme="minorHAnsi"/>
+                <w:sz w:val="22"/>
+                <w:szCs w:val="22"/>
+              </w:rPr>
+              <w:t>/.bashrc</w:t>
+            </w:r>
+            <w:proofErr w:type="gramEnd"/>
             <w:r>
               <w:rPr>
                 <w:rFonts w:asciiTheme="minorHAnsi" w:hAnsiTheme="minorHAnsi" w:cstheme="minorHAnsi"/>
@@ -7166,6 +7153,7 @@
           <w:b/>
           <w:bCs/>
         </w:rPr>
+        <w:lastRenderedPageBreak/>
         <w:t>S</w:t>
       </w:r>
       <w:r>
@@ -8219,7 +8207,6 @@
               <w:rPr>
                 <w:rFonts w:hint="eastAsia"/>
               </w:rPr>
-              <w:lastRenderedPageBreak/>
               <w:t>$</w:t>
             </w:r>
             <w:r>
@@ -8357,6 +8344,7 @@
           <w:b/>
           <w:bCs/>
         </w:rPr>
+        <w:lastRenderedPageBreak/>
         <w:t>S</w:t>
       </w:r>
       <w:r>
@@ -8535,8 +8523,18 @@
                 <w:szCs w:val="22"/>
               </w:rPr>
               <w:br/>
-              <w:t>$ echo 'export PATH=$PATH:/usr/local/go/bin' &gt;&gt; ~/.bashrc</w:t>
-            </w:r>
+              <w:t>$ echo 'export PATH=$PATH:/usr/local/go/bin' &gt;&gt; ~</w:t>
+            </w:r>
+            <w:proofErr w:type="gramStart"/>
+            <w:r>
+              <w:rPr>
+                <w:rFonts w:asciiTheme="minorHAnsi" w:hAnsiTheme="minorHAnsi" w:cstheme="minorHAnsi"/>
+                <w:sz w:val="22"/>
+                <w:szCs w:val="22"/>
+              </w:rPr>
+              <w:t>/.bashrc</w:t>
+            </w:r>
+            <w:proofErr w:type="gramEnd"/>
             <w:r>
               <w:rPr>
                 <w:rFonts w:asciiTheme="minorHAnsi" w:hAnsiTheme="minorHAnsi" w:cstheme="minorHAnsi"/>
@@ -8736,7 +8734,21 @@
               <w:rPr>
                 <w:color w:val="FF0000"/>
               </w:rPr>
-              <w:t xml:space="preserve"> go1.14.8.linux-amd64.tar.gz root@172.31.210.70:$HOME/downloads</w:t>
+              <w:t xml:space="preserve"> go1.14.8.linux-amd64.tar.gz </w:t>
+            </w:r>
+            <w:proofErr w:type="gramStart"/>
+            <w:r>
+              <w:rPr>
+                <w:color w:val="FF0000"/>
+              </w:rPr>
+              <w:t>root@172.31.210.70:$</w:t>
+            </w:r>
+            <w:proofErr w:type="gramEnd"/>
+            <w:r>
+              <w:rPr>
+                <w:color w:val="FF0000"/>
+              </w:rPr>
+              <w:t>HOME/downloads</w:t>
             </w:r>
           </w:p>
           <w:p>
@@ -8770,7 +8782,21 @@
               <w:rPr>
                 <w:color w:val="FF0000"/>
               </w:rPr>
-              <w:t xml:space="preserve"> go1.14.8.linux-amd64.tar.gz root@172.31.210.71:$HOME/downloads</w:t>
+              <w:t xml:space="preserve"> go1.14.8.linux-amd64.tar.gz </w:t>
+            </w:r>
+            <w:proofErr w:type="gramStart"/>
+            <w:r>
+              <w:rPr>
+                <w:color w:val="FF0000"/>
+              </w:rPr>
+              <w:t>root@172.31.210.71:$</w:t>
+            </w:r>
+            <w:proofErr w:type="gramEnd"/>
+            <w:r>
+              <w:rPr>
+                <w:color w:val="FF0000"/>
+              </w:rPr>
+              <w:t>HOME/downloads</w:t>
             </w:r>
           </w:p>
           <w:p>
@@ -8824,7 +8850,21 @@
               <w:rPr>
                 <w:color w:val="FF0000"/>
               </w:rPr>
-              <w:t xml:space="preserve"> go1.14.8.linux-amd64.tar.gz root@172.31.210.79:$HOME/downloads</w:t>
+              <w:t xml:space="preserve"> go1.14.8.linux-amd64.tar.gz </w:t>
+            </w:r>
+            <w:proofErr w:type="gramStart"/>
+            <w:r>
+              <w:rPr>
+                <w:color w:val="FF0000"/>
+              </w:rPr>
+              <w:t>root@172.31.210.79:$</w:t>
+            </w:r>
+            <w:proofErr w:type="gramEnd"/>
+            <w:r>
+              <w:rPr>
+                <w:color w:val="FF0000"/>
+              </w:rPr>
+              <w:t>HOME/downloads</w:t>
             </w:r>
           </w:p>
           <w:p/>
@@ -8900,23 +8940,38 @@
           </w:p>
           <w:p>
             <w:r>
-              <w:t>$ echo 'export PATH=$PATH:/usr/local/go/bin' &gt;&gt; ~/.bashrc</w:t>
-            </w:r>
-          </w:p>
-          <w:p>
-            <w:r>
-              <w:t>$ echo 'export GOPATH=$HOME/go' &gt;&gt; ~/.</w:t>
+              <w:t>$ echo 'export PATH=$PATH:/usr/local/go/bin' &gt;&gt; ~</w:t>
+            </w:r>
+            <w:proofErr w:type="gramStart"/>
+            <w:r>
+              <w:t>/.bashrc</w:t>
+            </w:r>
+            <w:proofErr w:type="gramEnd"/>
+          </w:p>
+          <w:p>
+            <w:r>
+              <w:t>$ echo 'export GOPATH=$HOME/go' &gt;&gt; ~</w:t>
+            </w:r>
+            <w:proofErr w:type="gramStart"/>
+            <w:r>
+              <w:t>/.</w:t>
             </w:r>
             <w:proofErr w:type="spellStart"/>
             <w:r>
               <w:t>bashrc</w:t>
             </w:r>
             <w:proofErr w:type="spellEnd"/>
-          </w:p>
-          <w:p>
-            <w:r>
-              <w:t>$ source ~/.bashrc</w:t>
-            </w:r>
+            <w:proofErr w:type="gramEnd"/>
+          </w:p>
+          <w:p>
+            <w:r>
+              <w:t>$ source ~</w:t>
+            </w:r>
+            <w:proofErr w:type="gramStart"/>
+            <w:r>
+              <w:t>/.bashrc</w:t>
+            </w:r>
+            <w:proofErr w:type="gramEnd"/>
           </w:p>
           <w:p>
             <w:r>
@@ -9004,7 +9059,6 @@
                 <w:sz w:val="22"/>
                 <w:szCs w:val="22"/>
               </w:rPr>
-              <w:lastRenderedPageBreak/>
               <w:t>// Prerequisite: Node.js v12.20.1 or higher</w:t>
             </w:r>
           </w:p>
@@ -9309,6 +9363,7 @@
                 <w:sz w:val="22"/>
                 <w:szCs w:val="22"/>
               </w:rPr>
+              <w:lastRenderedPageBreak/>
               <w:t xml:space="preserve">$ </w:t>
             </w:r>
             <w:proofErr w:type="spellStart"/>
@@ -9903,10 +9958,12 @@
       <w:r>
         <w:t xml:space="preserve"> -&gt; </w:t>
       </w:r>
+      <w:proofErr w:type="gramStart"/>
       <w:r>
         <w:t>”</w:t>
       </w:r>
       <w:proofErr w:type="spellStart"/>
+      <w:proofErr w:type="gramEnd"/>
       <w:r>
         <w:t>pullBinaries</w:t>
       </w:r>
@@ -9940,13 +9997,28 @@
           </w:tcPr>
           <w:p>
             <w:r>
-              <w:lastRenderedPageBreak/>
-              <w:t>download "${BINARY_FILE}" "https://github.com/hyperledger/fabric/releases/download/v${VERSION}/${BINARY_FILE}"</w:t>
-            </w:r>
-          </w:p>
-          <w:p>
-            <w:r>
-              <w:t>download "${CA_BINARY_FILE}" "https://github.com/hyperledger/fabric-ca/releases/download/v${CA_VERSION}/${CA_BINARY_FILE}"</w:t>
+              <w:t>download "${BINARY_FILE}" "</w:t>
+            </w:r>
+            <w:proofErr w:type="gramStart"/>
+            <w:r>
+              <w:t>https://github.com/hyperledger/fabric/releases/download/v${</w:t>
+            </w:r>
+            <w:proofErr w:type="gramEnd"/>
+            <w:r>
+              <w:t>VERSION}/${BINARY_FILE}"</w:t>
+            </w:r>
+          </w:p>
+          <w:p>
+            <w:r>
+              <w:t>download "${CA_BINARY_FILE}" "</w:t>
+            </w:r>
+            <w:proofErr w:type="gramStart"/>
+            <w:r>
+              <w:t>https://github.com/hyperledger/fabric-ca/releases/download/v${</w:t>
+            </w:r>
+            <w:proofErr w:type="gramEnd"/>
+            <w:r>
+              <w:t>CA_VERSION}/${CA_BINARY_FILE}"</w:t>
             </w:r>
           </w:p>
         </w:tc>
@@ -9980,12 +10052,28 @@
           </w:tcPr>
           <w:p>
             <w:r>
-              <w:t>download "${BINARY_FILE}" "https://gitee.com/joe320653/fabric/attach_files/842230/download/${BINARY_FILE}"</w:t>
-            </w:r>
-          </w:p>
-          <w:p>
-            <w:r>
-              <w:t>download "${CA_BINARY_FILE}" "https://gitee.com/joe320653/fabric-ca/attach_files/842289/download/${CA_BINARY_FILE}"</w:t>
+              <w:t>download "${BINARY_FILE}" "</w:t>
+            </w:r>
+            <w:proofErr w:type="gramStart"/>
+            <w:r>
+              <w:t>https://gitee.com/joe320653/fabric/attach_files/842230/download/${</w:t>
+            </w:r>
+            <w:proofErr w:type="gramEnd"/>
+            <w:r>
+              <w:t>BINARY_FILE}"</w:t>
+            </w:r>
+          </w:p>
+          <w:p>
+            <w:r>
+              <w:t>download "${CA_BINARY_FILE}" "</w:t>
+            </w:r>
+            <w:proofErr w:type="gramStart"/>
+            <w:r>
+              <w:t>https://gitee.com/joe320653/fabric-ca/attach_files/842289/download/${</w:t>
+            </w:r>
+            <w:proofErr w:type="gramEnd"/>
+            <w:r>
+              <w:t>CA_BINARY_FILE}"</w:t>
             </w:r>
           </w:p>
         </w:tc>
@@ -9997,14 +10085,17 @@
         <w:rPr>
           <w:rFonts w:hint="eastAsia"/>
         </w:rPr>
+        <w:lastRenderedPageBreak/>
         <w:t>I</w:t>
       </w:r>
       <w:r>
         <w:t xml:space="preserve">n bootstrap.sh -&gt; </w:t>
       </w:r>
+      <w:proofErr w:type="gramStart"/>
       <w:r>
         <w:t>”</w:t>
       </w:r>
+      <w:proofErr w:type="gramEnd"/>
       <w:r>
         <w:t xml:space="preserve"> </w:t>
       </w:r>
@@ -10341,7 +10432,21 @@
               <w:rPr>
                 <w:color w:val="FF0000"/>
               </w:rPr>
-              <w:t xml:space="preserve">  "registry-mirrors": ["https://2htzxp9d.mirror.aliyuncs.com"]</w:t>
+              <w:t xml:space="preserve">  "</w:t>
+            </w:r>
+            <w:proofErr w:type="gramStart"/>
+            <w:r>
+              <w:rPr>
+                <w:color w:val="FF0000"/>
+              </w:rPr>
+              <w:t>registry</w:t>
+            </w:r>
+            <w:proofErr w:type="gramEnd"/>
+            <w:r>
+              <w:rPr>
+                <w:color w:val="FF0000"/>
+              </w:rPr>
+              <w:t>-mirrors": ["https://2htzxp9d.mirror.aliyuncs.com"]</w:t>
             </w:r>
           </w:p>
           <w:p>
@@ -10488,8 +10593,13 @@
         </w:tc>
       </w:tr>
     </w:tbl>
-    <w:p/>
-    <w:p/>
+    <w:p>
+      <w:pPr>
+        <w:rPr>
+          <w:rFonts w:hint="eastAsia"/>
+        </w:rPr>
+      </w:pPr>
+    </w:p>
     <w:p>
       <w:pPr>
         <w:pStyle w:val="2"/>
@@ -10507,7 +10617,6 @@
           <w:iCs w:val="0"/>
           <w:color w:val="2F5496" w:themeColor="accent1" w:themeShade="BF"/>
         </w:rPr>
-        <w:lastRenderedPageBreak/>
         <w:t>2</w:t>
       </w:r>
       <w:r>
@@ -10663,7 +10772,25 @@
                 <w:szCs w:val="22"/>
               </w:rPr>
               <w:br/>
-              <w:t>$ ./network.sh deployCC -ccn basic -ccp ../asset-transfer-basic/chaincode-go -ccl go</w:t>
+              <w:t>$ ./network.sh deployCC -ccn basic -ccp</w:t>
+            </w:r>
+            <w:proofErr w:type="gramStart"/>
+            <w:r>
+              <w:rPr>
+                <w:rFonts w:asciiTheme="minorHAnsi" w:hAnsiTheme="minorHAnsi" w:cstheme="minorHAnsi"/>
+                <w:sz w:val="22"/>
+                <w:szCs w:val="22"/>
+              </w:rPr>
+              <w:t xml:space="preserve"> ..</w:t>
+            </w:r>
+            <w:proofErr w:type="gramEnd"/>
+            <w:r>
+              <w:rPr>
+                <w:rFonts w:asciiTheme="minorHAnsi" w:hAnsiTheme="minorHAnsi" w:cstheme="minorHAnsi"/>
+                <w:sz w:val="22"/>
+                <w:szCs w:val="22"/>
+              </w:rPr>
+              <w:t>/asset-transfer-basic/chaincode-go -ccl go</w:t>
             </w:r>
           </w:p>
           <w:p>
@@ -10709,7 +10836,19 @@
         <w:rPr>
           <w:rFonts w:ascii="Times New Roman" w:hAnsi="Times New Roman" w:cs="Times New Roman"/>
         </w:rPr>
-        <w:t>uccessful information as follows,</w:t>
+        <w:t>ucce</w:t>
+      </w:r>
+      <w:r>
+        <w:rPr>
+          <w:rFonts w:ascii="Times New Roman" w:hAnsi="Times New Roman" w:cs="Times New Roman" w:hint="eastAsia"/>
+        </w:rPr>
+        <w:t>ed</w:t>
+      </w:r>
+      <w:r>
+        <w:rPr>
+          <w:rFonts w:ascii="Times New Roman" w:hAnsi="Times New Roman" w:cs="Times New Roman"/>
+        </w:rPr>
+        <w:t xml:space="preserve"> information as follows,</w:t>
       </w:r>
     </w:p>
     <w:p>
@@ -10723,6 +10862,7 @@
         <w:rPr>
           <w:noProof/>
         </w:rPr>
+        <w:lastRenderedPageBreak/>
         <w:drawing>
           <wp:inline distT="0" distB="0" distL="0" distR="0" wp14:anchorId="4042B6AF" wp14:editId="469C6133">
             <wp:extent cx="5554639" cy="1952593"/>
@@ -10920,7 +11060,27 @@
                 <w:szCs w:val="22"/>
               </w:rPr>
               <w:br/>
-              <w:t>$ ./network.sh deployCC -ccn basic -ccp ../asset-transfer-basic/chaincode-go -ccl go</w:t>
+              <w:t>$ ./network.sh deployCC -ccn basic -ccp</w:t>
+            </w:r>
+            <w:proofErr w:type="gramStart"/>
+            <w:r>
+              <w:rPr>
+                <w:rFonts w:asciiTheme="minorHAnsi" w:hAnsiTheme="minorHAnsi" w:cstheme="minorHAnsi"/>
+                <w:color w:val="FF0000"/>
+                <w:sz w:val="22"/>
+                <w:szCs w:val="22"/>
+              </w:rPr>
+              <w:t xml:space="preserve"> ..</w:t>
+            </w:r>
+            <w:proofErr w:type="gramEnd"/>
+            <w:r>
+              <w:rPr>
+                <w:rFonts w:asciiTheme="minorHAnsi" w:hAnsiTheme="minorHAnsi" w:cstheme="minorHAnsi"/>
+                <w:color w:val="FF0000"/>
+                <w:sz w:val="22"/>
+                <w:szCs w:val="22"/>
+              </w:rPr>
+              <w:t>/asset-transfer-basic/chaincode-go -ccl go</w:t>
             </w:r>
           </w:p>
           <w:p>
@@ -10941,7 +11101,6 @@
         <w:rPr>
           <w:noProof/>
         </w:rPr>
-        <w:lastRenderedPageBreak/>
         <w:drawing>
           <wp:inline distT="0" distB="0" distL="0" distR="0" wp14:anchorId="458201CC" wp14:editId="0FAA9652">
             <wp:extent cx="5533256" cy="3316406"/>
@@ -10996,6 +11155,7 @@
           <w:iCs w:val="0"/>
           <w:color w:val="2F5496" w:themeColor="accent1" w:themeShade="BF"/>
         </w:rPr>
+        <w:lastRenderedPageBreak/>
         <w:t>2</w:t>
       </w:r>
       <w:r>
@@ -11337,14 +11497,6 @@
                 <w:szCs w:val="22"/>
               </w:rPr>
               <w:br/>
-            </w:r>
-            <w:r>
-              <w:rPr>
-                <w:rFonts w:asciiTheme="minorHAnsi" w:hAnsiTheme="minorHAnsi" w:cstheme="minorHAnsi"/>
-                <w:sz w:val="22"/>
-                <w:szCs w:val="22"/>
-              </w:rPr>
-              <w:lastRenderedPageBreak/>
               <w:t xml:space="preserve">$ vi </w:t>
             </w:r>
             <w:hyperlink r:id="rId37" w:anchor="file-peer-base-yaml" w:tgtFrame="_blank" w:history="1">
@@ -11535,7 +11687,25 @@
                 <w:szCs w:val="22"/>
               </w:rPr>
               <w:br/>
-              <w:t>$ ../bin</w:t>
+              <w:t>$</w:t>
+            </w:r>
+            <w:proofErr w:type="gramStart"/>
+            <w:r>
+              <w:rPr>
+                <w:rFonts w:asciiTheme="minorHAnsi" w:hAnsiTheme="minorHAnsi" w:cstheme="minorHAnsi"/>
+                <w:sz w:val="22"/>
+                <w:szCs w:val="22"/>
+              </w:rPr>
+              <w:t xml:space="preserve"> ..</w:t>
+            </w:r>
+            <w:proofErr w:type="gramEnd"/>
+            <w:r>
+              <w:rPr>
+                <w:rFonts w:asciiTheme="minorHAnsi" w:hAnsiTheme="minorHAnsi" w:cstheme="minorHAnsi"/>
+                <w:sz w:val="22"/>
+                <w:szCs w:val="22"/>
+              </w:rPr>
+              <w:t>/bin</w:t>
             </w:r>
             <w:r>
               <w:rPr>
@@ -11739,7 +11909,16 @@
                 <w:sz w:val="22"/>
                 <w:szCs w:val="22"/>
               </w:rPr>
-              <w:t xml:space="preserve">$ </w:t>
+              <w:t>$</w:t>
+            </w:r>
+            <w:proofErr w:type="gramStart"/>
+            <w:r>
+              <w:rPr>
+                <w:rFonts w:asciiTheme="minorHAnsi" w:hAnsiTheme="minorHAnsi" w:cstheme="minorHAnsi"/>
+                <w:sz w:val="22"/>
+                <w:szCs w:val="22"/>
+              </w:rPr>
+              <w:t xml:space="preserve"> </w:t>
             </w:r>
             <w:r>
               <w:rPr>
@@ -11748,7 +11927,17 @@
                 <w:sz w:val="22"/>
                 <w:szCs w:val="22"/>
               </w:rPr>
-              <w:t>../</w:t>
+              <w:t>..</w:t>
+            </w:r>
+            <w:proofErr w:type="gramEnd"/>
+            <w:r>
+              <w:rPr>
+                <w:rStyle w:val="a5"/>
+                <w:rFonts w:asciiTheme="minorHAnsi" w:hAnsiTheme="minorHAnsi" w:cstheme="minorHAnsi"/>
+                <w:sz w:val="22"/>
+                <w:szCs w:val="22"/>
+              </w:rPr>
+              <w:t>/</w:t>
             </w:r>
             <w:r>
               <w:rPr>
@@ -12023,7 +12212,25 @@
                 <w:sz w:val="22"/>
                 <w:szCs w:val="22"/>
               </w:rPr>
-              <w:t>$ ../bin/configtxgen -profile TwoOrgsChannel -outputCreateChannelTx ./channel-artifacts/channel.tx -channelID $CHANNEL_NAME</w:t>
+              <w:t>$</w:t>
+            </w:r>
+            <w:proofErr w:type="gramStart"/>
+            <w:r>
+              <w:rPr>
+                <w:rFonts w:asciiTheme="minorHAnsi" w:hAnsiTheme="minorHAnsi" w:cstheme="minorHAnsi"/>
+                <w:sz w:val="22"/>
+                <w:szCs w:val="22"/>
+              </w:rPr>
+              <w:t xml:space="preserve"> ..</w:t>
+            </w:r>
+            <w:proofErr w:type="gramEnd"/>
+            <w:r>
+              <w:rPr>
+                <w:rFonts w:asciiTheme="minorHAnsi" w:hAnsiTheme="minorHAnsi" w:cstheme="minorHAnsi"/>
+                <w:sz w:val="22"/>
+                <w:szCs w:val="22"/>
+              </w:rPr>
+              <w:t>/bin/configtxgen -profile TwoOrgsChannel -outputCreateChannelTx ./channel-artifacts/channel.tx -channelID $CHANNEL_NAME</w:t>
             </w:r>
           </w:p>
         </w:tc>
@@ -12104,7 +12311,25 @@
                 <w:sz w:val="22"/>
                 <w:szCs w:val="22"/>
               </w:rPr>
-              <w:t>$ ../bin/configtxgen -profile TwoOrgsChannel -outputAnchorPeersUpdate ./channel-artifacts/Org1MSPanchors.tx -channelID $CHANNEL_NAME -asOrg Org1MSP</w:t>
+              <w:t>$</w:t>
+            </w:r>
+            <w:proofErr w:type="gramStart"/>
+            <w:r>
+              <w:rPr>
+                <w:rFonts w:asciiTheme="minorHAnsi" w:hAnsiTheme="minorHAnsi" w:cstheme="minorHAnsi"/>
+                <w:sz w:val="22"/>
+                <w:szCs w:val="22"/>
+              </w:rPr>
+              <w:t xml:space="preserve"> ..</w:t>
+            </w:r>
+            <w:proofErr w:type="gramEnd"/>
+            <w:r>
+              <w:rPr>
+                <w:rFonts w:asciiTheme="minorHAnsi" w:hAnsiTheme="minorHAnsi" w:cstheme="minorHAnsi"/>
+                <w:sz w:val="22"/>
+                <w:szCs w:val="22"/>
+              </w:rPr>
+              <w:t>/bin/configtxgen -profile TwoOrgsChannel -outputAnchorPeersUpdate ./channel-artifacts/Org1MSPanchors.tx -channelID $CHANNEL_NAME -asOrg Org1MSP</w:t>
             </w:r>
           </w:p>
           <w:p>
@@ -12129,7 +12354,25 @@
                 <w:sz w:val="22"/>
                 <w:szCs w:val="22"/>
               </w:rPr>
-              <w:t>$ ../bin/configtxgen -profile TwoOrgsChannel -outputAnchorPeersUpdate ./channel-artifacts/Org2MSPanchors.tx -channelID $CHANNEL_NAME -asOrg Org2MSP</w:t>
+              <w:t>$</w:t>
+            </w:r>
+            <w:proofErr w:type="gramStart"/>
+            <w:r>
+              <w:rPr>
+                <w:rFonts w:asciiTheme="minorHAnsi" w:hAnsiTheme="minorHAnsi" w:cstheme="minorHAnsi"/>
+                <w:sz w:val="22"/>
+                <w:szCs w:val="22"/>
+              </w:rPr>
+              <w:t xml:space="preserve"> ..</w:t>
+            </w:r>
+            <w:proofErr w:type="gramEnd"/>
+            <w:r>
+              <w:rPr>
+                <w:rFonts w:asciiTheme="minorHAnsi" w:hAnsiTheme="minorHAnsi" w:cstheme="minorHAnsi"/>
+                <w:sz w:val="22"/>
+                <w:szCs w:val="22"/>
+              </w:rPr>
+              <w:t>/bin/configtxgen -profile TwoOrgsChannel -outputAnchorPeersUpdate ./channel-artifacts/Org2MSPanchors.tx -channelID $CHANNEL_NAME -asOrg Org2MSP</w:t>
             </w:r>
           </w:p>
         </w:tc>
@@ -12192,7 +12435,25 @@
                 <w:sz w:val="22"/>
                 <w:szCs w:val="22"/>
               </w:rPr>
-              <w:t>// The modified docker-compose-cli.yaml and docker-compose-base.yaml</w:t>
+              <w:t>// The modified docker-compose-</w:t>
+            </w:r>
+            <w:proofErr w:type="gramStart"/>
+            <w:r>
+              <w:rPr>
+                <w:rFonts w:asciiTheme="minorHAnsi" w:hAnsiTheme="minorHAnsi" w:cstheme="minorHAnsi"/>
+                <w:sz w:val="22"/>
+                <w:szCs w:val="22"/>
+              </w:rPr>
+              <w:t>cli.yaml</w:t>
+            </w:r>
+            <w:proofErr w:type="gramEnd"/>
+            <w:r>
+              <w:rPr>
+                <w:rFonts w:asciiTheme="minorHAnsi" w:hAnsiTheme="minorHAnsi" w:cstheme="minorHAnsi"/>
+                <w:sz w:val="22"/>
+                <w:szCs w:val="22"/>
+              </w:rPr>
+              <w:t xml:space="preserve"> and docker-compose-base.yaml</w:t>
             </w:r>
             <w:r>
               <w:rPr>
@@ -12247,7 +12508,6 @@
                 <w:sz w:val="22"/>
                 <w:szCs w:val="22"/>
               </w:rPr>
-              <w:lastRenderedPageBreak/>
               <w:t>$ docker</w:t>
             </w:r>
             <w:r>
@@ -12310,6 +12570,7 @@
               </w:rPr>
               <w:t>-</w:t>
             </w:r>
+            <w:proofErr w:type="gramStart"/>
             <w:r>
               <w:rPr>
                 <w:rFonts w:asciiTheme="minorHAnsi" w:hAnsiTheme="minorHAnsi" w:cstheme="minorHAnsi"/>
@@ -12333,7 +12594,16 @@
                 <w:sz w:val="22"/>
                 <w:szCs w:val="22"/>
               </w:rPr>
-              <w:t xml:space="preserve">yaml </w:t>
+              <w:t>yaml</w:t>
+            </w:r>
+            <w:proofErr w:type="gramEnd"/>
+            <w:r>
+              <w:rPr>
+                <w:rFonts w:asciiTheme="minorHAnsi" w:hAnsiTheme="minorHAnsi" w:cstheme="minorHAnsi"/>
+                <w:sz w:val="22"/>
+                <w:szCs w:val="22"/>
+              </w:rPr>
+              <w:t xml:space="preserve"> </w:t>
             </w:r>
             <w:r>
               <w:rPr>
@@ -13454,7 +13724,25 @@
                 <w:sz w:val="22"/>
                 <w:szCs w:val="22"/>
               </w:rPr>
-              <w:t>// `peer0.org1.example.com` create `channel.block`</w:t>
+              <w:t>// `peer0.org1.example.com` create `</w:t>
+            </w:r>
+            <w:proofErr w:type="gramStart"/>
+            <w:r>
+              <w:rPr>
+                <w:rFonts w:asciiTheme="minorHAnsi" w:hAnsiTheme="minorHAnsi" w:cstheme="minorHAnsi"/>
+                <w:sz w:val="22"/>
+                <w:szCs w:val="22"/>
+              </w:rPr>
+              <w:t>channel.block</w:t>
+            </w:r>
+            <w:proofErr w:type="gramEnd"/>
+            <w:r>
+              <w:rPr>
+                <w:rFonts w:asciiTheme="minorHAnsi" w:hAnsiTheme="minorHAnsi" w:cstheme="minorHAnsi"/>
+                <w:sz w:val="22"/>
+                <w:szCs w:val="22"/>
+              </w:rPr>
+              <w:t>`</w:t>
             </w:r>
             <w:r>
               <w:rPr>
@@ -13497,7 +13785,25 @@
                 <w:sz w:val="22"/>
                 <w:szCs w:val="22"/>
               </w:rPr>
-              <w:t>// 'peer0.org1.example.com' join `channel.block`</w:t>
+              <w:t>// 'peer0.org1.example.com' join `</w:t>
+            </w:r>
+            <w:proofErr w:type="gramStart"/>
+            <w:r>
+              <w:rPr>
+                <w:rFonts w:asciiTheme="minorHAnsi" w:hAnsiTheme="minorHAnsi" w:cstheme="minorHAnsi"/>
+                <w:sz w:val="22"/>
+                <w:szCs w:val="22"/>
+              </w:rPr>
+              <w:t>channel.block</w:t>
+            </w:r>
+            <w:proofErr w:type="gramEnd"/>
+            <w:r>
+              <w:rPr>
+                <w:rFonts w:asciiTheme="minorHAnsi" w:hAnsiTheme="minorHAnsi" w:cstheme="minorHAnsi"/>
+                <w:sz w:val="22"/>
+                <w:szCs w:val="22"/>
+              </w:rPr>
+              <w:t>`</w:t>
             </w:r>
             <w:r>
               <w:rPr>
@@ -13540,16 +13846,7 @@
                 <w:szCs w:val="22"/>
               </w:rPr>
               <w:br/>
-              <w:t xml:space="preserve"># CORE_PEER_MSPCONFIGPATH=/opt/gopath/src/github.com/hyperledger/fabric/peer/crypto/peerOrganizations/org1.example.com/users/Admin@org1.example.com/msp CORE_PEER_ADDRESS=peer1.org1.example.com:8051 CORE_PEER_LOCALMSPID="Org1MSP" CORE_PEER_TLS_ROOTCERT_FILE=/opt/gopath/src/github.com/hyperledger/fabric/peer/crypto/peerOrganizations/org1.example.com/peers/peer1.org1.example.com/tls/ca.crt peer channel join -b </w:t>
-            </w:r>
-            <w:r>
-              <w:rPr>
-                <w:rFonts w:asciiTheme="minorHAnsi" w:hAnsiTheme="minorHAnsi" w:cstheme="minorHAnsi"/>
-                <w:sz w:val="22"/>
-                <w:szCs w:val="22"/>
-              </w:rPr>
-              <w:lastRenderedPageBreak/>
-              <w:t>mychannel.block</w:t>
+              <w:t># CORE_PEER_MSPCONFIGPATH=/opt/gopath/src/github.com/hyperledger/fabric/peer/crypto/peerOrganizations/org1.example.com/users/Admin@org1.example.com/msp CORE_PEER_ADDRESS=peer1.org1.example.com:8051 CORE_PEER_LOCALMSPID="Org1MSP" CORE_PEER_TLS_ROOTCERT_FILE=/opt/gopath/src/github.com/hyperledger/fabric/peer/crypto/peerOrganizations/org1.example.com/peers/peer1.org1.example.com/tls/ca.crt peer channel join -b mychannel.block</w:t>
             </w:r>
             <w:r>
               <w:rPr>
@@ -13594,8 +13891,16 @@
         <w:rPr>
           <w:rFonts w:hint="eastAsia"/>
         </w:rPr>
-        <w:t>给所有组织配置锚点。例如，给组织一设置锚点为</w:t>
-      </w:r>
+        <w:t>给所有组织配置锚点。例如，给组织</w:t>
+      </w:r>
+      <w:proofErr w:type="gramStart"/>
+      <w:r>
+        <w:rPr>
+          <w:rFonts w:hint="eastAsia"/>
+        </w:rPr>
+        <w:t>一设置锚点为</w:t>
+      </w:r>
+      <w:proofErr w:type="gramEnd"/>
       <w:r>
         <w:rPr>
           <w:rFonts w:hint="eastAsia"/>
@@ -13609,7 +13914,21 @@
         <w:rPr>
           <w:rFonts w:hint="eastAsia"/>
         </w:rPr>
-        <w:t>；给组织二设置锚点为</w:t>
+        <w:t>；给组织</w:t>
+      </w:r>
+      <w:proofErr w:type="gramStart"/>
+      <w:r>
+        <w:rPr>
+          <w:rFonts w:hint="eastAsia"/>
+        </w:rPr>
+        <w:t>二设置锚点</w:t>
+      </w:r>
+      <w:proofErr w:type="gramEnd"/>
+      <w:r>
+        <w:rPr>
+          <w:rFonts w:hint="eastAsia"/>
+        </w:rPr>
+        <w:t>为</w:t>
       </w:r>
       <w:r>
         <w:rPr>
@@ -13679,11 +13998,7 @@
               <w:t>#</w:t>
             </w:r>
             <w:r>
-              <w:t xml:space="preserve"> CORE_PEER_MSPCONFIGPATH=/opt/gopath/src/github.com/hyperledger/fabric/peer/crypto/peerOrganizations/org2.example.com/users/Admin@org2.example.com/msp CORE_PEER_ADDRESS=peer0.org2.example.com:9051 CORE_PEER_LOCALMSPID="Org2MSP" </w:t>
-            </w:r>
-            <w:r>
-              <w:lastRenderedPageBreak/>
-              <w:t>CORE_PEER_TLS_ROOTCERT_FILE=/opt/gopath/src/github.com/hyperledger/fabric/peer/crypto/peerOrganizations/org2.example.com/peers/peer0.org2.example.com/tls/ca.crt peer channel update -o orderer.example.com:7050 -c $CHANNEL_NAME -f ./channel-artifacts/Org2MSPanchors.tx --tls --cafile /opt/gopath/src/github.com/hyperledger/fabric/peer/crypto/ordererOrganizations/example.com/orderers/orderer.example.com/msp/tlscacerts/tlsca.example.com-cert.pem</w:t>
+              <w:t xml:space="preserve"> CORE_PEER_MSPCONFIGPATH=/opt/gopath/src/github.com/hyperledger/fabric/peer/crypto/peerOrganizations/org2.example.com/users/Admin@org2.example.com/msp CORE_PEER_ADDRESS=peer0.org2.example.com:9051 CORE_PEER_LOCALMSPID="Org2MSP" CORE_PEER_TLS_ROOTCERT_FILE=/opt/gopath/src/github.com/hyperledger/fabric/peer/crypto/peerOrganizations/org2.example.com/peers/peer0.org2.example.com/tls/ca.crt peer channel update -o orderer.example.com:7050 -c $CHANNEL_NAME -f ./channel-artifacts/Org2MSPanchors.tx --tls --cafile /opt/gopath/src/github.com/hyperledger/fabric/peer/crypto/ordererOrganizations/example.com/orderers/orderer.example.com/msp/tlscacerts/tlsca.example.com-cert.pem</w:t>
             </w:r>
           </w:p>
         </w:tc>
@@ -14069,6 +14384,14 @@
                 <w:szCs w:val="22"/>
               </w:rPr>
               <w:br/>
+            </w:r>
+            <w:r>
+              <w:rPr>
+                <w:rFonts w:asciiTheme="minorHAnsi" w:hAnsiTheme="minorHAnsi" w:cstheme="minorHAnsi"/>
+                <w:sz w:val="22"/>
+                <w:szCs w:val="22"/>
+              </w:rPr>
+              <w:lastRenderedPageBreak/>
               <w:t># peer lifecycle chaincode package mycc</w:t>
             </w:r>
             <w:r>
@@ -14498,7 +14821,25 @@
                 <w:sz w:val="22"/>
                 <w:szCs w:val="22"/>
               </w:rPr>
-              <w:t># export CORE_PEER_MSPCONFIGPATH=/opt/gopath/src/github.com/hyperledger/fabric/peer/crypto/peerOrganizations/org2.example.com/users/Admin@org2.example.com/msp</w:t>
+              <w:t xml:space="preserve"># </w:t>
+            </w:r>
+            <w:proofErr w:type="gramStart"/>
+            <w:r>
+              <w:rPr>
+                <w:rFonts w:asciiTheme="minorHAnsi" w:eastAsiaTheme="minorEastAsia" w:hAnsiTheme="minorHAnsi" w:cstheme="minorHAnsi"/>
+                <w:sz w:val="22"/>
+                <w:szCs w:val="22"/>
+              </w:rPr>
+              <w:t>export</w:t>
+            </w:r>
+            <w:proofErr w:type="gramEnd"/>
+            <w:r>
+              <w:rPr>
+                <w:rFonts w:asciiTheme="minorHAnsi" w:eastAsiaTheme="minorEastAsia" w:hAnsiTheme="minorHAnsi" w:cstheme="minorHAnsi"/>
+                <w:sz w:val="22"/>
+                <w:szCs w:val="22"/>
+              </w:rPr>
+              <w:t xml:space="preserve"> CORE_PEER_MSPCONFIGPATH=/opt/gopath/src/github.com/hyperledger/fabric/peer/crypto/peerOrganizations/org2.example.com/users/Admin@org2.example.com/msp</w:t>
             </w:r>
           </w:p>
           <w:p>
@@ -14526,7 +14867,25 @@
                 <w:sz w:val="22"/>
                 <w:szCs w:val="22"/>
               </w:rPr>
-              <w:t># export CORE_PEER_ADDRESS=peer0.org2.example.com:9051</w:t>
+              <w:t xml:space="preserve"># </w:t>
+            </w:r>
+            <w:proofErr w:type="gramStart"/>
+            <w:r>
+              <w:rPr>
+                <w:rFonts w:asciiTheme="minorHAnsi" w:hAnsiTheme="minorHAnsi" w:cstheme="minorHAnsi"/>
+                <w:sz w:val="22"/>
+                <w:szCs w:val="22"/>
+              </w:rPr>
+              <w:t>export</w:t>
+            </w:r>
+            <w:proofErr w:type="gramEnd"/>
+            <w:r>
+              <w:rPr>
+                <w:rFonts w:asciiTheme="minorHAnsi" w:hAnsiTheme="minorHAnsi" w:cstheme="minorHAnsi"/>
+                <w:sz w:val="22"/>
+                <w:szCs w:val="22"/>
+              </w:rPr>
+              <w:t xml:space="preserve"> CORE_PEER_ADDRESS=peer0.org2.example.com:9051</w:t>
             </w:r>
             <w:r>
               <w:rPr>
@@ -15139,7 +15498,16 @@
                 <w:szCs w:val="22"/>
               </w:rPr>
               <w:br/>
-              <w:t># CORE_PEER_TLS_ROOTCERT_FILE</w:t>
+              <w:t xml:space="preserve"># </w:t>
+            </w:r>
+            <w:r>
+              <w:rPr>
+                <w:rFonts w:asciiTheme="minorHAnsi" w:hAnsiTheme="minorHAnsi" w:cstheme="minorHAnsi"/>
+                <w:sz w:val="22"/>
+                <w:szCs w:val="22"/>
+              </w:rPr>
+              <w:lastRenderedPageBreak/>
+              <w:t>CORE_PEER_TLS_ROOTCERT_FILE</w:t>
             </w:r>
             <w:r>
               <w:rPr>
@@ -15598,7 +15966,25 @@
                 <w:sz w:val="22"/>
                 <w:szCs w:val="22"/>
               </w:rPr>
-              <w:t># peer lifecycle chaincode approveformyorg --channelID $CHANNEL_NAME --name mycc --version 1.0 --init-required --package-id $CC_PACKAGE_ID --sequence 1 --tls true --cafile /opt/gopath/src/github.com/hyperledger/fabric/peer/crypto/ordererOrganizations/example.com/orderers/orderer.example.com/msp/tlscacerts/tlsca.example.com-cert.pem</w:t>
+              <w:t xml:space="preserve"># </w:t>
+            </w:r>
+            <w:proofErr w:type="gramStart"/>
+            <w:r>
+              <w:rPr>
+                <w:rFonts w:asciiTheme="minorHAnsi" w:hAnsiTheme="minorHAnsi" w:cstheme="minorHAnsi"/>
+                <w:sz w:val="22"/>
+                <w:szCs w:val="22"/>
+              </w:rPr>
+              <w:t>peer</w:t>
+            </w:r>
+            <w:proofErr w:type="gramEnd"/>
+            <w:r>
+              <w:rPr>
+                <w:rFonts w:asciiTheme="minorHAnsi" w:hAnsiTheme="minorHAnsi" w:cstheme="minorHAnsi"/>
+                <w:sz w:val="22"/>
+                <w:szCs w:val="22"/>
+              </w:rPr>
+              <w:t xml:space="preserve"> lifecycle chaincode approveformyorg --channelID $CHANNEL_NAME --name mycc --version 1.0 --init-required --package-id $CC_PACKAGE_ID --sequence 1 --tls true --cafile /opt/gopath/src/github.com/hyperledger/fabric/peer/crypto/ordererOrganizations/example.com/orderers/orderer.example.com/msp/tlscacerts/tlsca.example.com-cert.pem</w:t>
             </w:r>
           </w:p>
         </w:tc>
@@ -15728,16 +16114,7 @@
                 <w:szCs w:val="22"/>
               </w:rPr>
               <w:br/>
-              <w:t># peer lifecycle chaincode commit -o orderer.example.com:7050 --channelID $CHANNEL_NAME --name mycc --version 1.0 --sequence 1 --init-required --tls true --cafile /opt/gopath/src/github.com/hyperledger/fabric/peer/crypto/ordererOrganizations/example.com/orderers/orderer.example.com/msp/tlscacerts/tlsca.example.com-cert.pem --peerAddresses peer0.org1.example.com:7051 --tlsRootCertFiles /opt/gopath/src/github.com/hyperledger/fabric/peer/crypto/peerOrganizations/org1.example.com/</w:t>
-            </w:r>
-            <w:r>
-              <w:rPr>
-                <w:rFonts w:asciiTheme="minorHAnsi" w:hAnsiTheme="minorHAnsi" w:cstheme="minorHAnsi"/>
-                <w:sz w:val="22"/>
-                <w:szCs w:val="22"/>
-              </w:rPr>
-              <w:lastRenderedPageBreak/>
-              <w:t>peers/peer0.org1.example.com/tls/ca.crt --peerAddresses peer0.org2.example.com:9051 --tlsRootCertFiles /opt/gopath/src/github.com/hyperledger/fabric/peer/crypto/peerOrganizations/org2.example.com/peers/peer0.org2.example.com/tls/ca.crt</w:t>
+              <w:t># peer lifecycle chaincode commit -o orderer.example.com:7050 --channelID $CHANNEL_NAME --name mycc --version 1.0 --sequence 1 --init-required --tls true --cafile /opt/gopath/src/github.com/hyperledger/fabric/peer/crypto/ordererOrganizations/example.com/orderers/orderer.example.com/msp/tlscacerts/tlsca.example.com-cert.pem --peerAddresses peer0.org1.example.com:7051 --tlsRootCertFiles /opt/gopath/src/github.com/hyperledger/fabric/peer/crypto/peerOrganizations/org1.example.com/peers/peer0.org1.example.com/tls/ca.crt --peerAddresses peer0.org2.example.com:9051 --tlsRootCertFiles /opt/gopath/src/github.com/hyperledger/fabric/peer/crypto/peerOrganizations/org2.example.com/peers/peer0.org2.example.com/tls/ca.crt</w:t>
             </w:r>
           </w:p>
         </w:tc>
@@ -15801,7 +16178,16 @@
                 <w:szCs w:val="22"/>
               </w:rPr>
               <w:br/>
-              <w:t># peer chaincode invoke -o orderer.example.com:7050 --isInit --tls true --cafile /opt/gopath/src/github.com/hyperledger/fabric/peer/crypto/ordererOrganizations/example.com/orderers/orderer.example.com/msp/tlscacerts/tlsca.example.com-cert.pem -C $CHANNEL_NAME -n mycc --peerAddresses peer0.org1.example.com:7051 --tlsRootCertFiles /opt/gopath/src/github.com/hyperledger/fabric/peer/crypto/peerOrganizations/org1.example.com/peers/peer0.org1.example.com/tls/ca.crt --peerAddresses peer0.org2.example.com:9051 --tlsRootCertFiles /opt/gopath/src/github.com/hyperledger/fabric/peer/crypto/peerOrganizations/org2.example.com/peers/peer0.org2.example.com/tls/ca.crt -c '{"Args":["Init","a","100","b","100"]}' --waitForEvent</w:t>
+              <w:t xml:space="preserve"># peer chaincode invoke -o orderer.example.com:7050 --isInit --tls true --cafile /opt/gopath/src/github.com/hyperledger/fabric/peer/crypto/ordererOrganizations/example.com/orderers/orderer.example.com/msp/tlscacerts/tlsca.example.com-cert.pem -C $CHANNEL_NAME -n mycc --peerAddresses peer0.org1.example.com:7051 --tlsRootCertFiles </w:t>
+            </w:r>
+            <w:r>
+              <w:rPr>
+                <w:rFonts w:asciiTheme="minorHAnsi" w:hAnsiTheme="minorHAnsi" w:cstheme="minorHAnsi"/>
+                <w:sz w:val="22"/>
+                <w:szCs w:val="22"/>
+              </w:rPr>
+              <w:lastRenderedPageBreak/>
+              <w:t>/opt/gopath/src/github.com/hyperledger/fabric/peer/crypto/peerOrganizations/org1.example.com/peers/peer0.org1.example.com/tls/ca.crt --peerAddresses peer0.org2.example.com:9051 --tlsRootCertFiles /opt/gopath/src/github.com/hyperledger/fabric/peer/crypto/peerOrganizations/org2.example.com/peers/peer0.org2.example.com/tls/ca.crt -c '{"Args":["Init","a","100","b","100"]}' --waitForEvent</w:t>
             </w:r>
           </w:p>
           <w:p>
@@ -15835,7 +16221,25 @@
                 <w:szCs w:val="22"/>
               </w:rPr>
               <w:br/>
-              <w:t># peer chaincode query -C $CHANNEL_NAME -n mycc -c '{"Args":["query","a"]}'</w:t>
+              <w:t># peer chaincode query -C $CHANNEL_NAME -n mycc -c '{"Args</w:t>
+            </w:r>
+            <w:proofErr w:type="gramStart"/>
+            <w:r>
+              <w:rPr>
+                <w:rFonts w:asciiTheme="minorHAnsi" w:hAnsiTheme="minorHAnsi" w:cstheme="minorHAnsi"/>
+                <w:sz w:val="22"/>
+                <w:szCs w:val="22"/>
+              </w:rPr>
+              <w:t>":[</w:t>
+            </w:r>
+            <w:proofErr w:type="gramEnd"/>
+            <w:r>
+              <w:rPr>
+                <w:rFonts w:asciiTheme="minorHAnsi" w:hAnsiTheme="minorHAnsi" w:cstheme="minorHAnsi"/>
+                <w:sz w:val="22"/>
+                <w:szCs w:val="22"/>
+              </w:rPr>
+              <w:t>"query","a"]}'</w:t>
             </w:r>
           </w:p>
           <w:p>
@@ -15903,7 +16307,25 @@
                 <w:szCs w:val="22"/>
               </w:rPr>
               <w:br/>
-              <w:t># peer chaincode query -C $CHANNEL_NAME -n mycc -c '{"Args":["query","a"]}'</w:t>
+              <w:t># peer chaincode query -C $CHANNEL_NAME -n mycc -c '{"Args</w:t>
+            </w:r>
+            <w:proofErr w:type="gramStart"/>
+            <w:r>
+              <w:rPr>
+                <w:rFonts w:asciiTheme="minorHAnsi" w:hAnsiTheme="minorHAnsi" w:cstheme="minorHAnsi"/>
+                <w:sz w:val="22"/>
+                <w:szCs w:val="22"/>
+              </w:rPr>
+              <w:t>":[</w:t>
+            </w:r>
+            <w:proofErr w:type="gramEnd"/>
+            <w:r>
+              <w:rPr>
+                <w:rFonts w:asciiTheme="minorHAnsi" w:hAnsiTheme="minorHAnsi" w:cstheme="minorHAnsi"/>
+                <w:sz w:val="22"/>
+                <w:szCs w:val="22"/>
+              </w:rPr>
+              <w:t>"query","a"]}'</w:t>
             </w:r>
           </w:p>
           <w:p>
@@ -16328,16 +16750,7 @@
                 <w:sz w:val="22"/>
                 <w:szCs w:val="22"/>
               </w:rPr>
-              <w:t xml:space="preserve">"Org2MSP" </w:t>
-            </w:r>
-            <w:r>
-              <w:rPr>
-                <w:rFonts w:asciiTheme="minorHAnsi" w:hAnsiTheme="minorHAnsi" w:cstheme="minorHAnsi"/>
-                <w:sz w:val="22"/>
-                <w:szCs w:val="22"/>
-              </w:rPr>
-              <w:lastRenderedPageBreak/>
-              <w:t>CORE_PEER_TLS_ROOTCERT_FILE</w:t>
+              <w:t>"Org2MSP" CORE_PEER_TLS_ROOTCERT_FILE</w:t>
             </w:r>
             <w:r>
               <w:rPr>
@@ -16694,7 +17107,25 @@
                 <w:sz w:val="22"/>
                 <w:szCs w:val="22"/>
               </w:rPr>
-              <w:t>crt peer chaincode query -C $CHANNEL_NAME -n mycc -c '{"Args":["query","a"]}'</w:t>
+              <w:t>crt peer chaincode query -C $CHANNEL_NAME -n mycc -c '{"Args</w:t>
+            </w:r>
+            <w:proofErr w:type="gramStart"/>
+            <w:r>
+              <w:rPr>
+                <w:rFonts w:asciiTheme="minorHAnsi" w:hAnsiTheme="minorHAnsi" w:cstheme="minorHAnsi"/>
+                <w:sz w:val="22"/>
+                <w:szCs w:val="22"/>
+              </w:rPr>
+              <w:t>":[</w:t>
+            </w:r>
+            <w:proofErr w:type="gramEnd"/>
+            <w:r>
+              <w:rPr>
+                <w:rFonts w:asciiTheme="minorHAnsi" w:hAnsiTheme="minorHAnsi" w:cstheme="minorHAnsi"/>
+                <w:sz w:val="22"/>
+                <w:szCs w:val="22"/>
+              </w:rPr>
+              <w:t>"query","a"]}'</w:t>
             </w:r>
           </w:p>
         </w:tc>
@@ -16745,8 +17176,18 @@
                 <w:sz w:val="22"/>
                 <w:szCs w:val="22"/>
               </w:rPr>
-              <w:t># exit</w:t>
-            </w:r>
+              <w:t xml:space="preserve"># </w:t>
+            </w:r>
+            <w:proofErr w:type="gramStart"/>
+            <w:r>
+              <w:rPr>
+                <w:rFonts w:asciiTheme="minorHAnsi" w:hAnsiTheme="minorHAnsi" w:cstheme="minorHAnsi"/>
+                <w:sz w:val="22"/>
+                <w:szCs w:val="22"/>
+              </w:rPr>
+              <w:t>exit</w:t>
+            </w:r>
+            <w:proofErr w:type="gramEnd"/>
           </w:p>
           <w:p>
             <w:pPr>
@@ -16770,7 +17211,25 @@
                 <w:sz w:val="22"/>
                 <w:szCs w:val="22"/>
               </w:rPr>
-              <w:t>$ docker stop $(docker ps -a | grep 'peer'| awk '{print $1 }')</w:t>
+              <w:t>$ docker stop $(docker ps -a | grep 'peer'| awk '{print $</w:t>
+            </w:r>
+            <w:proofErr w:type="gramStart"/>
+            <w:r>
+              <w:rPr>
+                <w:rFonts w:asciiTheme="minorHAnsi" w:hAnsiTheme="minorHAnsi" w:cstheme="minorHAnsi"/>
+                <w:sz w:val="22"/>
+                <w:szCs w:val="22"/>
+              </w:rPr>
+              <w:t>1 }</w:t>
+            </w:r>
+            <w:proofErr w:type="gramEnd"/>
+            <w:r>
+              <w:rPr>
+                <w:rFonts w:asciiTheme="minorHAnsi" w:hAnsiTheme="minorHAnsi" w:cstheme="minorHAnsi"/>
+                <w:sz w:val="22"/>
+                <w:szCs w:val="22"/>
+              </w:rPr>
+              <w:t>')</w:t>
             </w:r>
             <w:r>
               <w:rPr>
@@ -16813,7 +17272,25 @@
                 <w:sz w:val="22"/>
                 <w:szCs w:val="22"/>
               </w:rPr>
-              <w:t>$ docker rm -f $(docker ps -a | grep 'peer'| awk '{print $1 }')</w:t>
+              <w:t>$ docker rm -f $(docker ps -a | grep 'peer'| awk '{print $</w:t>
+            </w:r>
+            <w:proofErr w:type="gramStart"/>
+            <w:r>
+              <w:rPr>
+                <w:rFonts w:asciiTheme="minorHAnsi" w:hAnsiTheme="minorHAnsi" w:cstheme="minorHAnsi"/>
+                <w:sz w:val="22"/>
+                <w:szCs w:val="22"/>
+              </w:rPr>
+              <w:t>1 }</w:t>
+            </w:r>
+            <w:proofErr w:type="gramEnd"/>
+            <w:r>
+              <w:rPr>
+                <w:rFonts w:asciiTheme="minorHAnsi" w:hAnsiTheme="minorHAnsi" w:cstheme="minorHAnsi"/>
+                <w:sz w:val="22"/>
+                <w:szCs w:val="22"/>
+              </w:rPr>
+              <w:t>')</w:t>
             </w:r>
             <w:r>
               <w:rPr>
@@ -16891,6 +17368,7 @@
                 <w:sz w:val="22"/>
                 <w:szCs w:val="22"/>
               </w:rPr>
+              <w:lastRenderedPageBreak/>
               <w:t>$ sudo rm -rf $HOME/fabric-samples/</w:t>
             </w:r>
             <w:r>
@@ -17011,7 +17489,25 @@
                 <w:sz w:val="22"/>
                 <w:szCs w:val="22"/>
               </w:rPr>
-              <w:t>$ docker rmi $(docker images -a | grep 'mycc'| awk '{print $1 }')</w:t>
+              <w:t>$ docker rmi $(docker images -a | grep 'mycc'| awk '{print $</w:t>
+            </w:r>
+            <w:proofErr w:type="gramStart"/>
+            <w:r>
+              <w:rPr>
+                <w:rFonts w:asciiTheme="minorHAnsi" w:hAnsiTheme="minorHAnsi" w:cstheme="minorHAnsi"/>
+                <w:sz w:val="22"/>
+                <w:szCs w:val="22"/>
+              </w:rPr>
+              <w:t>1 }</w:t>
+            </w:r>
+            <w:proofErr w:type="gramEnd"/>
+            <w:r>
+              <w:rPr>
+                <w:rFonts w:asciiTheme="minorHAnsi" w:hAnsiTheme="minorHAnsi" w:cstheme="minorHAnsi"/>
+                <w:sz w:val="22"/>
+                <w:szCs w:val="22"/>
+              </w:rPr>
+              <w:t>')</w:t>
             </w:r>
             <w:r>
               <w:rPr>
@@ -17185,7 +17681,6 @@
           <w:rFonts w:ascii="宋体" w:eastAsia="宋体" w:hAnsi="宋体" w:cs="宋体" w:hint="eastAsia"/>
           <w:noProof/>
         </w:rPr>
-        <w:lastRenderedPageBreak/>
         <w:drawing>
           <wp:inline distT="0" distB="0" distL="0" distR="0" wp14:anchorId="025A6058" wp14:editId="33DF0BB5">
             <wp:extent cx="5307021" cy="3305175"/>
@@ -17247,7 +17742,21 @@
         <w:rPr>
           <w:rFonts w:ascii="宋体" w:eastAsia="宋体" w:hAnsi="宋体" w:cs="宋体" w:hint="eastAsia"/>
         </w:rPr>
-        <w:t>自定义输入VPC网络名称，自定义输入交换机的名称并选择可用区以及自定义子网大小，创建专有网络成功之后，如下，</w:t>
+        <w:t>自定义输入VPC网络名称，自定义输入交换机的名称并选择</w:t>
+      </w:r>
+      <w:proofErr w:type="gramStart"/>
+      <w:r>
+        <w:rPr>
+          <w:rFonts w:ascii="宋体" w:eastAsia="宋体" w:hAnsi="宋体" w:cs="宋体" w:hint="eastAsia"/>
+        </w:rPr>
+        <w:t>可用区</w:t>
+      </w:r>
+      <w:proofErr w:type="gramEnd"/>
+      <w:r>
+        <w:rPr>
+          <w:rFonts w:ascii="宋体" w:eastAsia="宋体" w:hAnsi="宋体" w:cs="宋体" w:hint="eastAsia"/>
+        </w:rPr>
+        <w:t>以及自定义子网大小，创建专有网络成功之后，如下，</w:t>
       </w:r>
     </w:p>
     <w:p>
@@ -17262,6 +17771,7 @@
           <w:rFonts w:ascii="宋体" w:eastAsia="宋体" w:hAnsi="宋体" w:cs="宋体"/>
           <w:noProof/>
         </w:rPr>
+        <w:lastRenderedPageBreak/>
         <w:drawing>
           <wp:inline distT="0" distB="0" distL="0" distR="0" wp14:anchorId="7960A9AD" wp14:editId="781145C9">
             <wp:extent cx="4493213" cy="2257425"/>
@@ -17317,7 +17827,6 @@
         <w:rPr>
           <w:noProof/>
         </w:rPr>
-        <w:lastRenderedPageBreak/>
         <w:drawing>
           <wp:inline distT="0" distB="0" distL="0" distR="0" wp14:anchorId="4B726098" wp14:editId="23E7A1D5">
             <wp:extent cx="5629275" cy="2114367"/>
@@ -17402,7 +17911,6 @@
           <w:rFonts w:hint="eastAsia"/>
           <w:color w:val="2F5496" w:themeColor="accent1" w:themeShade="BF"/>
         </w:rPr>
-        <w:lastRenderedPageBreak/>
         <w:t>2</w:t>
       </w:r>
       <w:r>
@@ -17581,6 +18089,7 @@
     <w:p/>
     <w:p>
       <w:r>
+        <w:lastRenderedPageBreak/>
         <w:pict w14:anchorId="69C0D739">
           <v:shape id="_x0000_i1027" type="#_x0000_t75" style="width:466.95pt;height:242.35pt">
             <v:imagedata r:id="rId48" o:title="Capture"/>
@@ -17662,7 +18171,6 @@
           <w:rFonts w:hint="eastAsia"/>
           <w:noProof/>
         </w:rPr>
-        <w:lastRenderedPageBreak/>
         <w:drawing>
           <wp:inline distT="0" distB="0" distL="0" distR="0" wp14:anchorId="44B661C5" wp14:editId="36A63AEC">
             <wp:extent cx="5934075" cy="2695575"/>
@@ -17766,7 +18274,14 @@
         <w:rPr>
           <w:rFonts w:hint="eastAsia"/>
         </w:rPr>
-        <w:t>并都</w:t>
+        <w:t>并</w:t>
+      </w:r>
+      <w:proofErr w:type="gramStart"/>
+      <w:r>
+        <w:rPr>
+          <w:rFonts w:hint="eastAsia"/>
+        </w:rPr>
+        <w:t>都</w:t>
       </w:r>
       <w:r>
         <w:rPr>
@@ -17784,13 +18299,34 @@
         <w:rPr>
           <w:rFonts w:hint="eastAsia"/>
         </w:rPr>
-        <w:t>号端口</w:t>
-      </w:r>
-      <w:r>
-        <w:rPr>
-          <w:rFonts w:hint="eastAsia"/>
-        </w:rPr>
-        <w:t>以用来作端口映射</w:t>
+        <w:t>号</w:t>
+      </w:r>
+      <w:proofErr w:type="gramEnd"/>
+      <w:r>
+        <w:rPr>
+          <w:rFonts w:hint="eastAsia"/>
+        </w:rPr>
+        <w:t>端口</w:t>
+      </w:r>
+      <w:r>
+        <w:rPr>
+          <w:rFonts w:hint="eastAsia"/>
+        </w:rPr>
+        <w:t>以用</w:t>
+      </w:r>
+      <w:proofErr w:type="gramStart"/>
+      <w:r>
+        <w:rPr>
+          <w:rFonts w:hint="eastAsia"/>
+        </w:rPr>
+        <w:t>来作</w:t>
+      </w:r>
+      <w:proofErr w:type="gramEnd"/>
+      <w:r>
+        <w:rPr>
+          <w:rFonts w:hint="eastAsia"/>
+        </w:rPr>
+        <w:t>端口映射</w:t>
       </w:r>
       <w:r>
         <w:rPr>
@@ -17825,6 +18361,7 @@
         <w:rPr>
           <w:noProof/>
         </w:rPr>
+        <w:lastRenderedPageBreak/>
         <w:drawing>
           <wp:inline distT="0" distB="0" distL="0" distR="0" wp14:anchorId="4FE9058B" wp14:editId="10AB6829">
             <wp:extent cx="5934075" cy="2714625"/>
@@ -18000,7 +18537,6 @@
         <w:rPr>
           <w:noProof/>
         </w:rPr>
-        <w:lastRenderedPageBreak/>
         <w:drawing>
           <wp:inline distT="0" distB="0" distL="0" distR="0" wp14:anchorId="15A21DC7" wp14:editId="2E4627A9">
             <wp:extent cx="5934075" cy="1095375"/>
@@ -18132,95 +18668,10 @@
     <w:p>
       <w:pPr>
         <w:rPr>
-          <w:rFonts w:ascii="宋体" w:eastAsia="宋体" w:hAnsi="宋体" w:cs="宋体"/>
+          <w:rFonts w:hint="eastAsia"/>
         </w:rPr>
       </w:pPr>
     </w:p>
-    <w:p>
-      <w:pPr>
-        <w:rPr>
-          <w:rFonts w:ascii="宋体" w:eastAsia="宋体" w:hAnsi="宋体" w:cs="宋体"/>
-        </w:rPr>
-      </w:pPr>
-    </w:p>
-    <w:p>
-      <w:pPr>
-        <w:rPr>
-          <w:rFonts w:ascii="宋体" w:eastAsia="宋体" w:hAnsi="宋体" w:cs="宋体"/>
-        </w:rPr>
-      </w:pPr>
-    </w:p>
-    <w:p>
-      <w:pPr>
-        <w:rPr>
-          <w:rFonts w:ascii="宋体" w:eastAsia="宋体" w:hAnsi="宋体" w:cs="宋体"/>
-        </w:rPr>
-      </w:pPr>
-    </w:p>
-    <w:p>
-      <w:pPr>
-        <w:rPr>
-          <w:rFonts w:ascii="宋体" w:eastAsia="宋体" w:hAnsi="宋体" w:cs="宋体"/>
-        </w:rPr>
-      </w:pPr>
-    </w:p>
-    <w:p>
-      <w:pPr>
-        <w:rPr>
-          <w:rFonts w:ascii="宋体" w:eastAsia="宋体" w:hAnsi="宋体" w:cs="宋体"/>
-        </w:rPr>
-      </w:pPr>
-    </w:p>
-    <w:p>
-      <w:pPr>
-        <w:rPr>
-          <w:rFonts w:ascii="宋体" w:eastAsia="宋体" w:hAnsi="宋体" w:cs="宋体"/>
-        </w:rPr>
-      </w:pPr>
-    </w:p>
-    <w:p>
-      <w:pPr>
-        <w:rPr>
-          <w:rFonts w:ascii="宋体" w:eastAsia="宋体" w:hAnsi="宋体" w:cs="宋体"/>
-        </w:rPr>
-      </w:pPr>
-    </w:p>
-    <w:p>
-      <w:pPr>
-        <w:rPr>
-          <w:rFonts w:ascii="宋体" w:eastAsia="宋体" w:hAnsi="宋体" w:cs="宋体"/>
-        </w:rPr>
-      </w:pPr>
-    </w:p>
-    <w:p>
-      <w:pPr>
-        <w:rPr>
-          <w:rFonts w:ascii="宋体" w:eastAsia="宋体" w:hAnsi="宋体" w:cs="宋体"/>
-        </w:rPr>
-      </w:pPr>
-    </w:p>
-    <w:p>
-      <w:pPr>
-        <w:rPr>
-          <w:rFonts w:ascii="宋体" w:eastAsia="宋体" w:hAnsi="宋体" w:cs="宋体"/>
-        </w:rPr>
-      </w:pPr>
-    </w:p>
-    <w:p>
-      <w:pPr>
-        <w:rPr>
-          <w:rFonts w:ascii="宋体" w:eastAsia="宋体" w:hAnsi="宋体" w:cs="宋体"/>
-        </w:rPr>
-      </w:pPr>
-    </w:p>
-    <w:p>
-      <w:pPr>
-        <w:rPr>
-          <w:rFonts w:ascii="宋体" w:eastAsia="宋体" w:hAnsi="宋体" w:cs="宋体" w:hint="eastAsia"/>
-        </w:rPr>
-      </w:pPr>
-    </w:p>
-    <w:p/>
     <w:p>
       <w:pPr>
         <w:pStyle w:val="1"/>
@@ -18684,8 +19135,17 @@
                   <w:rStyle w:val="a7"/>
                   <w:rFonts w:ascii="Times New Roman" w:hAnsi="Times New Roman" w:cs="Times New Roman"/>
                 </w:rPr>
-                <w:t>crypto-config.yaml</w:t>
+                <w:t>crypto-</w:t>
               </w:r>
+              <w:proofErr w:type="gramStart"/>
+              <w:r>
+                <w:rPr>
+                  <w:rStyle w:val="a7"/>
+                  <w:rFonts w:ascii="Times New Roman" w:hAnsi="Times New Roman" w:cs="Times New Roman"/>
+                </w:rPr>
+                <w:t>config.yaml</w:t>
+              </w:r>
+              <w:proofErr w:type="gramEnd"/>
             </w:hyperlink>
           </w:p>
           <w:p>
@@ -18701,6 +19161,7 @@
               <w:t xml:space="preserve">$ vi </w:t>
             </w:r>
             <w:hyperlink r:id="rId54" w:anchor="file-configtx-yaml" w:history="1">
+              <w:proofErr w:type="gramStart"/>
               <w:r>
                 <w:rPr>
                   <w:rStyle w:val="a7"/>
@@ -18708,6 +19169,7 @@
                 </w:rPr>
                 <w:t>configtx.yaml</w:t>
               </w:r>
+              <w:proofErr w:type="gramEnd"/>
             </w:hyperlink>
           </w:p>
           <w:p>
@@ -18829,6 +19291,7 @@
               <w:t xml:space="preserve">$ vi </w:t>
             </w:r>
             <w:hyperlink r:id="rId58" w:anchor="file-cli-yaml" w:history="1">
+              <w:proofErr w:type="gramStart"/>
               <w:r>
                 <w:rPr>
                   <w:rStyle w:val="a7"/>
@@ -18841,22 +19304,9 @@
                   <w:rStyle w:val="a7"/>
                   <w:rFonts w:ascii="Times New Roman" w:hAnsi="Times New Roman" w:cs="Times New Roman"/>
                 </w:rPr>
-                <w:t>.ya</w:t>
+                <w:t>.yaml</w:t>
               </w:r>
-              <w:r>
-                <w:rPr>
-                  <w:rStyle w:val="a7"/>
-                  <w:rFonts w:ascii="Times New Roman" w:hAnsi="Times New Roman" w:cs="Times New Roman"/>
-                </w:rPr>
-                <w:t>m</w:t>
-              </w:r>
-              <w:r>
-                <w:rPr>
-                  <w:rStyle w:val="a7"/>
-                  <w:rFonts w:ascii="Times New Roman" w:hAnsi="Times New Roman" w:cs="Times New Roman"/>
-                </w:rPr>
-                <w:t>l</w:t>
-              </w:r>
+              <w:proofErr w:type="gramEnd"/>
             </w:hyperlink>
             <w:r>
               <w:rPr>
@@ -18868,13 +19318,7 @@
               <w:rPr>
                 <w:rFonts w:ascii="Times New Roman" w:hAnsi="Times New Roman" w:cs="Times New Roman"/>
               </w:rPr>
-              <w:t xml:space="preserve">// </w:t>
-            </w:r>
-            <w:r>
-              <w:rPr>
-                <w:rFonts w:ascii="Times New Roman" w:hAnsi="Times New Roman" w:cs="Times New Roman"/>
-              </w:rPr>
-              <w:t xml:space="preserve">(of </w:t>
+              <w:t xml:space="preserve">// (of </w:t>
             </w:r>
             <w:r>
               <w:rPr>
@@ -18958,6 +19402,7 @@
               </w:rPr>
               <w:fldChar w:fldCharType="separate"/>
             </w:r>
+            <w:proofErr w:type="gramStart"/>
             <w:r>
               <w:rPr>
                 <w:rStyle w:val="a7"/>
@@ -18967,6 +19412,7 @@
               <w:t>abstore.go</w:t>
             </w:r>
             <w:proofErr w:type="spellEnd"/>
+            <w:proofErr w:type="gramEnd"/>
             <w:r>
               <w:rPr>
                 <w:rFonts w:ascii="Times New Roman" w:hAnsi="Times New Roman" w:cs="Times New Roman"/>
@@ -18992,7 +19438,7 @@
           <w:p>
             <w:pPr>
               <w:rPr>
-                <w:rFonts w:ascii="Times New Roman" w:hAnsi="Times New Roman" w:cs="Times New Roman" w:hint="eastAsia"/>
+                <w:rFonts w:ascii="Times New Roman" w:hAnsi="Times New Roman" w:cs="Times New Roman"/>
               </w:rPr>
             </w:pPr>
             <w:r>
@@ -19423,7 +19869,7 @@
           <w:p>
             <w:pPr>
               <w:rPr>
-                <w:rFonts w:ascii="Times New Roman" w:hAnsi="Times New Roman" w:cs="Times New Roman" w:hint="eastAsia"/>
+                <w:rFonts w:ascii="Times New Roman" w:hAnsi="Times New Roman" w:cs="Times New Roman"/>
                 <w:b/>
                 <w:bCs/>
                 <w:color w:val="0000FF"/>
@@ -19596,7 +20042,7 @@
           <w:p>
             <w:pPr>
               <w:rPr>
-                <w:rFonts w:ascii="Times New Roman" w:hAnsi="Times New Roman" w:cs="Times New Roman" w:hint="eastAsia"/>
+                <w:rFonts w:ascii="Times New Roman" w:hAnsi="Times New Roman" w:cs="Times New Roman"/>
               </w:rPr>
             </w:pPr>
             <w:r>
@@ -19634,7 +20080,7 @@
     <w:p>
       <w:pPr>
         <w:rPr>
-          <w:rFonts w:ascii="Times New Roman" w:hAnsi="Times New Roman" w:cs="Times New Roman" w:hint="eastAsia"/>
+          <w:rFonts w:ascii="Times New Roman" w:hAnsi="Times New Roman" w:cs="Times New Roman"/>
         </w:rPr>
       </w:pPr>
     </w:p>
@@ -19775,34 +20221,7 @@
                   <w:b/>
                   <w:bCs/>
                 </w:rPr>
-                <w:t>./scp</w:t>
-              </w:r>
-              <w:r>
-                <w:rPr>
-                  <w:rStyle w:val="a7"/>
-                  <w:rFonts w:ascii="Times New Roman" w:hAnsi="Times New Roman" w:cs="Times New Roman"/>
-                  <w:b/>
-                  <w:bCs/>
-                </w:rPr>
-                <w:t>.</w:t>
-              </w:r>
-              <w:r>
-                <w:rPr>
-                  <w:rStyle w:val="a7"/>
-                  <w:rFonts w:ascii="Times New Roman" w:hAnsi="Times New Roman" w:cs="Times New Roman"/>
-                  <w:b/>
-                  <w:bCs/>
-                </w:rPr>
-                <w:t>s</w:t>
-              </w:r>
-              <w:r>
-                <w:rPr>
-                  <w:rStyle w:val="a7"/>
-                  <w:rFonts w:ascii="Times New Roman" w:hAnsi="Times New Roman" w:cs="Times New Roman"/>
-                  <w:b/>
-                  <w:bCs/>
-                </w:rPr>
-                <w:t>h</w:t>
+                <w:t>./scp.sh</w:t>
               </w:r>
             </w:hyperlink>
           </w:p>
@@ -19938,6 +20357,7 @@
             </w:pPr>
             <w:r>
               <w:rPr>
+                <w:noProof/>
                 <w:color w:val="0000FF"/>
               </w:rPr>
               <w:drawing>
@@ -19990,6 +20410,7 @@
                 </wp:anchor>
               </w:drawing>
             </w:r>
+            <w:proofErr w:type="gramStart"/>
             <w:r>
               <w:rPr>
                 <w:rFonts w:ascii="Times New Roman" w:hAnsi="Times New Roman" w:cs="Times New Roman" w:hint="eastAsia"/>
@@ -20008,7 +20429,16 @@
                 <w:b/>
                 <w:bCs/>
               </w:rPr>
-              <w:t>./</w:t>
+              <w:t>.</w:t>
+            </w:r>
+            <w:proofErr w:type="gramEnd"/>
+            <w:r>
+              <w:rPr>
+                <w:rFonts w:ascii="Times New Roman" w:hAnsi="Times New Roman" w:cs="Times New Roman"/>
+                <w:b/>
+                <w:bCs/>
+              </w:rPr>
+              <w:t>/</w:t>
             </w:r>
             <w:hyperlink r:id="rId63" w:anchor="file-orderer1-sh" w:history="1">
               <w:r>
@@ -20018,50 +20448,14 @@
                   <w:b/>
                   <w:bCs/>
                 </w:rPr>
-                <w:t>orde</w:t>
-              </w:r>
-              <w:r>
-                <w:rPr>
-                  <w:rStyle w:val="a7"/>
-                  <w:rFonts w:ascii="Times New Roman" w:hAnsi="Times New Roman" w:cs="Times New Roman"/>
-                  <w:b/>
-                  <w:bCs/>
-                </w:rPr>
-                <w:t>r</w:t>
-              </w:r>
-              <w:r>
-                <w:rPr>
-                  <w:rStyle w:val="a7"/>
-                  <w:rFonts w:ascii="Times New Roman" w:hAnsi="Times New Roman" w:cs="Times New Roman"/>
-                  <w:b/>
-                  <w:bCs/>
-                </w:rPr>
-                <w:t>er1</w:t>
-              </w:r>
-              <w:r>
-                <w:rPr>
-                  <w:rStyle w:val="a7"/>
-                  <w:rFonts w:ascii="Times New Roman" w:hAnsi="Times New Roman" w:cs="Times New Roman"/>
-                  <w:b/>
-                  <w:bCs/>
-                </w:rPr>
-                <w:t>.</w:t>
-              </w:r>
-              <w:r>
-                <w:rPr>
-                  <w:rStyle w:val="a7"/>
-                  <w:rFonts w:ascii="Times New Roman" w:hAnsi="Times New Roman" w:cs="Times New Roman"/>
-                  <w:b/>
-                  <w:bCs/>
-                </w:rPr>
-                <w:t>sh</w:t>
+                <w:t>orderer1.sh</w:t>
               </w:r>
             </w:hyperlink>
           </w:p>
           <w:p>
             <w:pPr>
               <w:rPr>
-                <w:rFonts w:ascii="Times New Roman" w:hAnsi="Times New Roman" w:cs="Times New Roman" w:hint="eastAsia"/>
+                <w:rFonts w:ascii="Times New Roman" w:hAnsi="Times New Roman" w:cs="Times New Roman"/>
               </w:rPr>
             </w:pPr>
           </w:p>
@@ -20156,13 +20550,7 @@
               <w:rPr>
                 <w:rFonts w:ascii="Times New Roman" w:hAnsi="Times New Roman" w:cs="Times New Roman"/>
               </w:rPr>
-              <w:t xml:space="preserve"> </w:t>
-            </w:r>
-            <w:r>
-              <w:rPr>
-                <w:rFonts w:ascii="Times New Roman" w:hAnsi="Times New Roman" w:cs="Times New Roman"/>
-              </w:rPr>
-              <w:t>cd $HOME/</w:t>
+              <w:t xml:space="preserve"> cd $HOME/</w:t>
             </w:r>
             <w:r>
               <w:rPr>
@@ -20178,6 +20566,7 @@
                 <w:rFonts w:ascii="Times New Roman" w:hAnsi="Times New Roman" w:cs="Times New Roman"/>
               </w:rPr>
             </w:pPr>
+            <w:proofErr w:type="gramStart"/>
             <w:r>
               <w:rPr>
                 <w:rFonts w:ascii="Times New Roman" w:hAnsi="Times New Roman" w:cs="Times New Roman" w:hint="eastAsia"/>
@@ -20188,7 +20577,14 @@
               <w:rPr>
                 <w:rFonts w:ascii="Times New Roman" w:hAnsi="Times New Roman" w:cs="Times New Roman"/>
               </w:rPr>
-              <w:t xml:space="preserve"> ./</w:t>
+              <w:t xml:space="preserve"> .</w:t>
+            </w:r>
+            <w:proofErr w:type="gramEnd"/>
+            <w:r>
+              <w:rPr>
+                <w:rFonts w:ascii="Times New Roman" w:hAnsi="Times New Roman" w:cs="Times New Roman"/>
+              </w:rPr>
+              <w:t>/</w:t>
             </w:r>
             <w:hyperlink r:id="rId64" w:anchor="file-peer1-sh" w:history="1">
               <w:r>
@@ -20198,25 +20594,7 @@
                   <w:b/>
                   <w:bCs/>
                 </w:rPr>
-                <w:t>pee</w:t>
-              </w:r>
-              <w:r>
-                <w:rPr>
-                  <w:rStyle w:val="a7"/>
-                  <w:rFonts w:ascii="Times New Roman" w:hAnsi="Times New Roman" w:cs="Times New Roman"/>
-                  <w:b/>
-                  <w:bCs/>
-                </w:rPr>
-                <w:t>r</w:t>
-              </w:r>
-              <w:r>
-                <w:rPr>
-                  <w:rStyle w:val="a7"/>
-                  <w:rFonts w:ascii="Times New Roman" w:hAnsi="Times New Roman" w:cs="Times New Roman"/>
-                  <w:b/>
-                  <w:bCs/>
-                </w:rPr>
-                <w:t>1.sh</w:t>
+                <w:t>peer1.sh</w:t>
               </w:r>
             </w:hyperlink>
           </w:p>
@@ -20238,6 +20616,7 @@
             <w:r>
               <w:rPr>
                 <w:rFonts w:ascii="Times New Roman" w:hAnsi="Times New Roman" w:cs="Times New Roman"/>
+                <w:noProof/>
               </w:rPr>
               <w:drawing>
                 <wp:inline distT="0" distB="0" distL="0" distR="0" wp14:anchorId="1BEA4425" wp14:editId="0544FE4F">
@@ -20279,7 +20658,7 @@
           <w:p>
             <w:pPr>
               <w:rPr>
-                <w:rFonts w:ascii="Times New Roman" w:hAnsi="Times New Roman" w:cs="Times New Roman" w:hint="eastAsia"/>
+                <w:rFonts w:ascii="Times New Roman" w:hAnsi="Times New Roman" w:cs="Times New Roman"/>
               </w:rPr>
             </w:pPr>
           </w:p>
@@ -20361,7 +20740,7 @@
           <w:p>
             <w:pPr>
               <w:rPr>
-                <w:rFonts w:ascii="Times New Roman" w:hAnsi="Times New Roman" w:cs="Times New Roman" w:hint="eastAsia"/>
+                <w:rFonts w:ascii="Times New Roman" w:hAnsi="Times New Roman" w:cs="Times New Roman"/>
               </w:rPr>
             </w:pPr>
             <w:r>
@@ -20390,6 +20769,7 @@
                 <w:rFonts w:ascii="Times New Roman" w:hAnsi="Times New Roman" w:cs="Times New Roman"/>
               </w:rPr>
             </w:pPr>
+            <w:proofErr w:type="gramStart"/>
             <w:r>
               <w:rPr>
                 <w:rFonts w:ascii="Times New Roman" w:hAnsi="Times New Roman" w:cs="Times New Roman" w:hint="eastAsia"/>
@@ -20400,7 +20780,14 @@
               <w:rPr>
                 <w:rFonts w:ascii="Times New Roman" w:hAnsi="Times New Roman" w:cs="Times New Roman"/>
               </w:rPr>
-              <w:t xml:space="preserve"> ./</w:t>
+              <w:t xml:space="preserve"> .</w:t>
+            </w:r>
+            <w:proofErr w:type="gramEnd"/>
+            <w:r>
+              <w:rPr>
+                <w:rFonts w:ascii="Times New Roman" w:hAnsi="Times New Roman" w:cs="Times New Roman"/>
+              </w:rPr>
+              <w:t>/</w:t>
             </w:r>
             <w:hyperlink r:id="rId66" w:anchor="file-peer2-sh" w:history="1">
               <w:r>
@@ -20410,25 +20797,7 @@
                   <w:b/>
                   <w:bCs/>
                 </w:rPr>
-                <w:t>peer2</w:t>
-              </w:r>
-              <w:r>
-                <w:rPr>
-                  <w:rStyle w:val="a7"/>
-                  <w:rFonts w:ascii="Times New Roman" w:hAnsi="Times New Roman" w:cs="Times New Roman"/>
-                  <w:b/>
-                  <w:bCs/>
-                </w:rPr>
-                <w:t>.</w:t>
-              </w:r>
-              <w:r>
-                <w:rPr>
-                  <w:rStyle w:val="a7"/>
-                  <w:rFonts w:ascii="Times New Roman" w:hAnsi="Times New Roman" w:cs="Times New Roman"/>
-                  <w:b/>
-                  <w:bCs/>
-                </w:rPr>
-                <w:t>sh</w:t>
+                <w:t>peer2.sh</w:t>
               </w:r>
             </w:hyperlink>
           </w:p>
@@ -20448,6 +20817,7 @@
             <w:r>
               <w:rPr>
                 <w:rFonts w:ascii="Times New Roman" w:hAnsi="Times New Roman" w:cs="Times New Roman"/>
+                <w:noProof/>
               </w:rPr>
               <w:drawing>
                 <wp:inline distT="0" distB="0" distL="0" distR="0" wp14:anchorId="7720EC3B" wp14:editId="45138B95">
@@ -20489,7 +20859,7 @@
           <w:p>
             <w:pPr>
               <w:rPr>
-                <w:rFonts w:ascii="Times New Roman" w:hAnsi="Times New Roman" w:cs="Times New Roman" w:hint="eastAsia"/>
+                <w:rFonts w:ascii="Times New Roman" w:hAnsi="Times New Roman" w:cs="Times New Roman"/>
               </w:rPr>
             </w:pPr>
           </w:p>
@@ -20600,6 +20970,7 @@
                 <w:rFonts w:ascii="Times New Roman" w:hAnsi="Times New Roman" w:cs="Times New Roman"/>
               </w:rPr>
             </w:pPr>
+            <w:proofErr w:type="gramStart"/>
             <w:r>
               <w:rPr>
                 <w:rFonts w:ascii="Times New Roman" w:hAnsi="Times New Roman" w:cs="Times New Roman" w:hint="eastAsia"/>
@@ -20610,7 +20981,14 @@
               <w:rPr>
                 <w:rFonts w:ascii="Times New Roman" w:hAnsi="Times New Roman" w:cs="Times New Roman"/>
               </w:rPr>
-              <w:t xml:space="preserve"> ./</w:t>
+              <w:t xml:space="preserve"> .</w:t>
+            </w:r>
+            <w:proofErr w:type="gramEnd"/>
+            <w:r>
+              <w:rPr>
+                <w:rFonts w:ascii="Times New Roman" w:hAnsi="Times New Roman" w:cs="Times New Roman"/>
+              </w:rPr>
+              <w:t>/</w:t>
             </w:r>
             <w:hyperlink r:id="rId68" w:anchor="file-cli-sh" w:history="1">
               <w:r>
@@ -20620,25 +20998,7 @@
                   <w:b/>
                   <w:bCs/>
                 </w:rPr>
-                <w:t>cli</w:t>
-              </w:r>
-              <w:r>
-                <w:rPr>
-                  <w:rStyle w:val="a7"/>
-                  <w:rFonts w:ascii="Times New Roman" w:hAnsi="Times New Roman" w:cs="Times New Roman"/>
-                  <w:b/>
-                  <w:bCs/>
-                </w:rPr>
-                <w:t>.</w:t>
-              </w:r>
-              <w:r>
-                <w:rPr>
-                  <w:rStyle w:val="a7"/>
-                  <w:rFonts w:ascii="Times New Roman" w:hAnsi="Times New Roman" w:cs="Times New Roman"/>
-                  <w:b/>
-                  <w:bCs/>
-                </w:rPr>
-                <w:t>sh</w:t>
+                <w:t>cli.sh</w:t>
               </w:r>
             </w:hyperlink>
           </w:p>
@@ -20658,6 +21018,7 @@
             <w:r>
               <w:rPr>
                 <w:rFonts w:ascii="Times New Roman" w:hAnsi="Times New Roman" w:cs="Times New Roman"/>
+                <w:noProof/>
               </w:rPr>
               <w:drawing>
                 <wp:inline distT="0" distB="0" distL="0" distR="0" wp14:anchorId="6E4DA197" wp14:editId="333CFD17">
@@ -20699,7 +21060,7 @@
           <w:p>
             <w:pPr>
               <w:rPr>
-                <w:rFonts w:ascii="Times New Roman" w:hAnsi="Times New Roman" w:cs="Times New Roman" w:hint="eastAsia"/>
+                <w:rFonts w:ascii="Times New Roman" w:hAnsi="Times New Roman" w:cs="Times New Roman"/>
               </w:rPr>
             </w:pPr>
           </w:p>
@@ -20709,21 +21070,10 @@
     <w:p>
       <w:pPr>
         <w:rPr>
-          <w:rFonts w:ascii="Times New Roman" w:hAnsi="Times New Roman" w:cs="Times New Roman"/>
+          <w:rFonts w:hint="eastAsia"/>
         </w:rPr>
       </w:pPr>
     </w:p>
-    <w:p>
-      <w:pPr>
-        <w:rPr>
-          <w:rFonts w:ascii="Times New Roman" w:hAnsi="Times New Roman" w:cs="Times New Roman"/>
-        </w:rPr>
-      </w:pPr>
-    </w:p>
-    <w:p/>
-    <w:p/>
-    <w:p/>
-    <w:p/>
     <w:p>
       <w:pPr>
         <w:pStyle w:val="2"/>
@@ -20737,6 +21087,7 @@
           <w:rStyle w:val="a3"/>
           <w:color w:val="2F5496" w:themeColor="accent1" w:themeShade="BF"/>
         </w:rPr>
+        <w:lastRenderedPageBreak/>
         <w:t>3</w:t>
       </w:r>
       <w:r>
@@ -20858,6 +21209,7 @@
         <w:t xml:space="preserve"> a </w:t>
       </w:r>
       <w:proofErr w:type="spellStart"/>
+      <w:proofErr w:type="gramStart"/>
       <w:r>
         <w:rPr>
           <w:rFonts w:ascii="Times New Roman" w:hAnsi="Times New Roman" w:cs="Times New Roman"/>
@@ -20865,6 +21217,7 @@
         <w:t>channel.block</w:t>
       </w:r>
       <w:proofErr w:type="spellEnd"/>
+      <w:proofErr w:type="gramEnd"/>
       <w:r>
         <w:rPr>
           <w:rFonts w:ascii="Times New Roman" w:hAnsi="Times New Roman" w:cs="Times New Roman"/>
@@ -20923,6 +21276,7 @@
               </w:rPr>
               <w:t xml:space="preserve">// </w:t>
             </w:r>
+            <w:proofErr w:type="gramStart"/>
             <w:r>
               <w:rPr>
                 <w:rFonts w:asciiTheme="minorHAnsi" w:hAnsiTheme="minorHAnsi" w:cstheme="minorHAnsi"/>
@@ -20931,6 +21285,7 @@
               </w:rPr>
               <w:t>CLI  goes</w:t>
             </w:r>
+            <w:proofErr w:type="gramEnd"/>
             <w:r>
               <w:rPr>
                 <w:rFonts w:asciiTheme="minorHAnsi" w:hAnsiTheme="minorHAnsi" w:cstheme="minorHAnsi"/>
@@ -21067,41 +21422,10 @@
     <w:p>
       <w:pPr>
         <w:rPr>
-          <w:b/>
+          <w:rFonts w:hint="eastAsia"/>
         </w:rPr>
       </w:pPr>
     </w:p>
-    <w:p/>
-    <w:p/>
-    <w:p/>
-    <w:p/>
-    <w:p/>
-    <w:p/>
-    <w:p/>
-    <w:p>
-      <w:pPr>
-        <w:pStyle w:val="graf"/>
-        <w:rPr>
-          <w:rFonts w:asciiTheme="minorHAnsi" w:eastAsiaTheme="minorEastAsia" w:hAnsiTheme="minorHAnsi" w:cstheme="minorBidi"/>
-          <w:sz w:val="22"/>
-          <w:szCs w:val="22"/>
-        </w:rPr>
-      </w:pPr>
-    </w:p>
-    <w:p/>
-    <w:p/>
-    <w:p/>
-    <w:p/>
-    <w:p/>
-    <w:p/>
-    <w:p/>
-    <w:p/>
-    <w:p/>
-    <w:p/>
-    <w:p/>
-    <w:p/>
-    <w:p/>
-    <w:p/>
     <w:p>
       <w:pPr>
         <w:pStyle w:val="2"/>
@@ -21487,21 +21811,7 @@
                   <w:rStyle w:val="a7"/>
                   <w:bCs/>
                 </w:rPr>
-                <w:t>prepare_tls_peer0_</w:t>
-              </w:r>
-              <w:r>
-                <w:rPr>
-                  <w:rStyle w:val="a7"/>
-                  <w:bCs/>
-                </w:rPr>
-                <w:t>o</w:t>
-              </w:r>
-              <w:r>
-                <w:rPr>
-                  <w:rStyle w:val="a7"/>
-                  <w:bCs/>
-                </w:rPr>
-                <w:t>rg1.sh</w:t>
+                <w:t>prepare_tls_peer0_org1.sh</w:t>
               </w:r>
             </w:hyperlink>
           </w:p>
@@ -21628,7 +21938,6 @@
           <w:p>
             <w:pPr>
               <w:rPr>
-                <w:rFonts w:hint="eastAsia"/>
                 <w:bCs/>
               </w:rPr>
             </w:pPr>
@@ -21651,35 +21960,7 @@
                   <w:rStyle w:val="a7"/>
                   <w:bCs/>
                 </w:rPr>
-                <w:t>prepare_wallet_user</w:t>
-              </w:r>
-              <w:r>
-                <w:rPr>
-                  <w:rStyle w:val="a7"/>
-                  <w:bCs/>
-                </w:rPr>
-                <w:t>1</w:t>
-              </w:r>
-              <w:r>
-                <w:rPr>
-                  <w:rStyle w:val="a7"/>
-                  <w:bCs/>
-                </w:rPr>
-                <w:t>_org</w:t>
-              </w:r>
-              <w:r>
-                <w:rPr>
-                  <w:rStyle w:val="a7"/>
-                  <w:bCs/>
-                </w:rPr>
-                <w:t>2</w:t>
-              </w:r>
-              <w:r>
-                <w:rPr>
-                  <w:rStyle w:val="a7"/>
-                  <w:bCs/>
-                </w:rPr>
-                <w:t>.py</w:t>
+                <w:t>prepare_wallet_user1_org2.py</w:t>
               </w:r>
             </w:hyperlink>
           </w:p>
@@ -21735,7 +22016,6 @@
           <w:p>
             <w:pPr>
               <w:rPr>
-                <w:rFonts w:hint="eastAsia"/>
                 <w:bCs/>
               </w:rPr>
             </w:pPr>
@@ -21823,22 +22103,35 @@
           <w:p>
             <w:pPr>
               <w:rPr>
+                <w:bCs/>
+              </w:rPr>
+            </w:pPr>
+            <w:r>
+              <w:rPr>
                 <w:rFonts w:hint="eastAsia"/>
                 <w:bCs/>
               </w:rPr>
-            </w:pPr>
-            <w:r>
-              <w:rPr>
-                <w:rFonts w:hint="eastAsia"/>
+              <w:t>$</w:t>
+            </w:r>
+            <w:r>
+              <w:rPr>
                 <w:bCs/>
               </w:rPr>
-              <w:t>$</w:t>
-            </w:r>
+              <w:t xml:space="preserve"> </w:t>
+            </w:r>
+            <w:proofErr w:type="gramStart"/>
             <w:r>
               <w:rPr>
                 <w:bCs/>
               </w:rPr>
-              <w:t xml:space="preserve"> vi ./</w:t>
+              <w:t>vi .</w:t>
+            </w:r>
+            <w:proofErr w:type="gramEnd"/>
+            <w:r>
+              <w:rPr>
+                <w:bCs/>
+              </w:rPr>
+              <w:t>/</w:t>
             </w:r>
             <w:hyperlink r:id="rId82" w:anchor="file-all-sh" w:history="1">
               <w:r>
@@ -21853,7 +22146,6 @@
           <w:p>
             <w:pPr>
               <w:rPr>
-                <w:rFonts w:hint="eastAsia"/>
                 <w:bCs/>
               </w:rPr>
             </w:pPr>
@@ -21878,19 +22170,7 @@
         <w:rPr>
           <w:b/>
         </w:rPr>
-        <w:t xml:space="preserve">Step </w:t>
-      </w:r>
-      <w:r>
-        <w:rPr>
-          <w:b/>
-        </w:rPr>
-        <w:t>2</w:t>
-      </w:r>
-      <w:r>
-        <w:rPr>
-          <w:b/>
-        </w:rPr>
-        <w:t xml:space="preserve">: </w:t>
+        <w:t xml:space="preserve">Step 2: </w:t>
       </w:r>
       <w:r>
         <w:rPr>
@@ -21954,30 +22234,30 @@
           <w:p>
             <w:pPr>
               <w:rPr>
+                <w:bCs/>
+              </w:rPr>
+            </w:pPr>
+            <w:r>
+              <w:rPr>
                 <w:rFonts w:hint="eastAsia"/>
                 <w:bCs/>
               </w:rPr>
-            </w:pPr>
-            <w:r>
-              <w:rPr>
-                <w:rFonts w:hint="eastAsia"/>
+              <w:t>$</w:t>
+            </w:r>
+            <w:r>
+              <w:rPr>
                 <w:bCs/>
               </w:rPr>
-              <w:t>$</w:t>
+              <w:t xml:space="preserve"> </w:t>
             </w:r>
             <w:r>
               <w:rPr>
                 <w:bCs/>
               </w:rPr>
-              <w:t xml:space="preserve"> </w:t>
-            </w:r>
-            <w:r>
-              <w:rPr>
-                <w:bCs/>
-              </w:rPr>
               <w:t xml:space="preserve">vi </w:t>
             </w:r>
             <w:hyperlink r:id="rId83" w:anchor="file-package-json" w:history="1">
+              <w:proofErr w:type="gramStart"/>
               <w:r>
                 <w:rPr>
                   <w:rStyle w:val="a7"/>
@@ -21985,6 +22265,7 @@
                 </w:rPr>
                 <w:t>package.json</w:t>
               </w:r>
+              <w:proofErr w:type="gramEnd"/>
             </w:hyperlink>
           </w:p>
           <w:p>
@@ -21998,6 +22279,7 @@
                 <w:rFonts w:hint="eastAsia"/>
                 <w:bCs/>
               </w:rPr>
+              <w:lastRenderedPageBreak/>
               <w:t>$</w:t>
             </w:r>
             <w:r>
@@ -22024,7 +22306,6 @@
           <w:p>
             <w:pPr>
               <w:rPr>
-                <w:rFonts w:hint="eastAsia"/>
                 <w:bCs/>
               </w:rPr>
             </w:pPr>
@@ -22077,31 +22358,13 @@
         <w:rPr>
           <w:b/>
         </w:rPr>
-        <w:t xml:space="preserve">Step </w:t>
-      </w:r>
-      <w:r>
-        <w:rPr>
-          <w:b/>
-        </w:rPr>
-        <w:t>3</w:t>
-      </w:r>
-      <w:r>
-        <w:rPr>
-          <w:b/>
-        </w:rPr>
-        <w:t xml:space="preserve">: </w:t>
+        <w:t xml:space="preserve">Step 3: </w:t>
       </w:r>
       <w:r>
         <w:rPr>
           <w:bCs/>
         </w:rPr>
-        <w:t xml:space="preserve">Prepare </w:t>
-      </w:r>
-      <w:r>
-        <w:rPr>
-          <w:bCs/>
-        </w:rPr>
-        <w:t xml:space="preserve">wallets of </w:t>
+        <w:t xml:space="preserve">Prepare wallets of </w:t>
       </w:r>
       <w:hyperlink r:id="rId85" w:history="1">
         <w:r>
@@ -22258,7 +22521,6 @@
     <w:p>
       <w:pPr>
         <w:rPr>
-          <w:rFonts w:hint="eastAsia"/>
           <w:bCs/>
         </w:rPr>
       </w:pPr>
@@ -22273,19 +22535,7 @@
         <w:rPr>
           <w:b/>
         </w:rPr>
-        <w:t xml:space="preserve">Step </w:t>
-      </w:r>
-      <w:r>
-        <w:rPr>
-          <w:b/>
-        </w:rPr>
-        <w:t>4</w:t>
-      </w:r>
-      <w:r>
-        <w:rPr>
-          <w:b/>
-        </w:rPr>
-        <w:t xml:space="preserve">: </w:t>
+        <w:t xml:space="preserve">Step 4: </w:t>
       </w:r>
       <w:r>
         <w:rPr>
@@ -22334,6 +22584,7 @@
                 <w:bCs/>
               </w:rPr>
             </w:pPr>
+            <w:proofErr w:type="gramStart"/>
             <w:r>
               <w:rPr>
                 <w:rFonts w:hint="eastAsia"/>
@@ -22351,7 +22602,14 @@
               <w:rPr>
                 <w:bCs/>
               </w:rPr>
-              <w:t>./</w:t>
+              <w:t>.</w:t>
+            </w:r>
+            <w:proofErr w:type="gramEnd"/>
+            <w:r>
+              <w:rPr>
+                <w:bCs/>
+              </w:rPr>
+              <w:t>/</w:t>
             </w:r>
             <w:hyperlink r:id="rId87" w:anchor="file-scp-sh" w:history="1">
               <w:r>
@@ -22385,22 +22643,29 @@
           <w:p>
             <w:pPr>
               <w:rPr>
+                <w:bCs/>
+              </w:rPr>
+            </w:pPr>
+            <w:proofErr w:type="gramStart"/>
+            <w:r>
+              <w:rPr>
                 <w:rFonts w:hint="eastAsia"/>
                 <w:bCs/>
               </w:rPr>
-            </w:pPr>
-            <w:r>
-              <w:rPr>
-                <w:rFonts w:hint="eastAsia"/>
+              <w:t>$</w:t>
+            </w:r>
+            <w:r>
+              <w:rPr>
                 <w:bCs/>
               </w:rPr>
-              <w:t>$</w:t>
-            </w:r>
+              <w:t xml:space="preserve"> .</w:t>
+            </w:r>
+            <w:proofErr w:type="gramEnd"/>
             <w:r>
               <w:rPr>
                 <w:bCs/>
               </w:rPr>
-              <w:t xml:space="preserve"> ./</w:t>
+              <w:t>/</w:t>
             </w:r>
             <w:hyperlink r:id="rId88" w:anchor="file-ssh-sh" w:history="1">
               <w:r>
@@ -22497,7 +22762,6 @@
           <w:p>
             <w:pPr>
               <w:rPr>
-                <w:rFonts w:hint="eastAsia"/>
                 <w:bCs/>
               </w:rPr>
             </w:pPr>
@@ -22539,14 +22803,6 @@
         </w:tc>
       </w:tr>
     </w:tbl>
-    <w:p/>
-    <w:p/>
-    <w:p/>
-    <w:p/>
-    <w:p/>
-    <w:p/>
-    <w:p/>
-    <w:p/>
     <w:p>
       <w:pPr>
         <w:rPr>
@@ -22564,19 +22820,7 @@
         <w:rPr>
           <w:b/>
         </w:rPr>
-        <w:t xml:space="preserve">Step </w:t>
-      </w:r>
-      <w:r>
-        <w:rPr>
-          <w:b/>
-        </w:rPr>
-        <w:t>5</w:t>
-      </w:r>
-      <w:r>
-        <w:rPr>
-          <w:b/>
-        </w:rPr>
-        <w:t xml:space="preserve">: </w:t>
+        <w:t xml:space="preserve">Step 5: </w:t>
       </w:r>
       <w:r>
         <w:rPr>
@@ -22677,10 +22921,7 @@
               <w:t>$</w:t>
             </w:r>
             <w:r>
-              <w:t xml:space="preserve"> </w:t>
-            </w:r>
-            <w:r>
-              <w:t>cd $HOME/</w:t>
+              <w:t xml:space="preserve"> cd $HOME/</w:t>
             </w:r>
             <w:r>
               <w:rPr>
@@ -22792,7 +23033,23 @@
                 <w:rFonts w:cstheme="minorHAnsi"/>
                 <w:b/>
               </w:rPr>
-              <w:t xml:space="preserve">'| awk '{print $1 }') &gt;&amp; </w:t>
+              <w:t>'| awk '{print $</w:t>
+            </w:r>
+            <w:proofErr w:type="gramStart"/>
+            <w:r>
+              <w:rPr>
+                <w:rFonts w:cstheme="minorHAnsi"/>
+                <w:b/>
+              </w:rPr>
+              <w:t>1 }</w:t>
+            </w:r>
+            <w:proofErr w:type="gramEnd"/>
+            <w:r>
+              <w:rPr>
+                <w:rFonts w:cstheme="minorHAnsi"/>
+                <w:b/>
+              </w:rPr>
+              <w:t xml:space="preserve">') &gt;&amp; </w:t>
             </w:r>
             <w:proofErr w:type="spellStart"/>
             <w:r>
@@ -22852,63 +23109,7 @@
                   <w:rStyle w:val="a7"/>
                   <w:rFonts w:cstheme="minorHAnsi"/>
                 </w:rPr>
-                <w:t>chwang@1</w:t>
-              </w:r>
-              <w:r>
-                <w:rPr>
-                  <w:rStyle w:val="a7"/>
-                  <w:rFonts w:cstheme="minorHAnsi"/>
-                </w:rPr>
-                <w:t>xx</w:t>
-              </w:r>
-              <w:r>
-                <w:rPr>
-                  <w:rStyle w:val="a7"/>
-                  <w:rFonts w:cstheme="minorHAnsi"/>
-                </w:rPr>
-                <w:t>.1</w:t>
-              </w:r>
-              <w:r>
-                <w:rPr>
-                  <w:rStyle w:val="a7"/>
-                  <w:rFonts w:cstheme="minorHAnsi"/>
-                </w:rPr>
-                <w:t>xx</w:t>
-              </w:r>
-              <w:r>
-                <w:rPr>
-                  <w:rStyle w:val="a7"/>
-                  <w:rFonts w:cstheme="minorHAnsi"/>
-                </w:rPr>
-                <w:t>.7</w:t>
-              </w:r>
-              <w:r>
-                <w:rPr>
-                  <w:rStyle w:val="a7"/>
-                  <w:rFonts w:cstheme="minorHAnsi"/>
-                </w:rPr>
-                <w:t>xx</w:t>
-              </w:r>
-              <w:r>
-                <w:rPr>
-                  <w:rStyle w:val="a7"/>
-                  <w:rFonts w:cstheme="minorHAnsi"/>
-                </w:rPr>
-                <w:t>.1</w:t>
-              </w:r>
-              <w:r>
-                <w:rPr>
-                  <w:rStyle w:val="a7"/>
-                  <w:rFonts w:cstheme="minorHAnsi"/>
-                </w:rPr>
-                <w:t>xx</w:t>
-              </w:r>
-              <w:r>
-                <w:rPr>
-                  <w:rStyle w:val="a7"/>
-                  <w:rFonts w:cstheme="minorHAnsi"/>
-                </w:rPr>
-                <w:t>:/home/chwang</w:t>
+                <w:t>chwang@1xx.1xx.7xx.1xx:/home/chwang</w:t>
               </w:r>
             </w:hyperlink>
           </w:p>
@@ -22943,10 +23144,7 @@
               <w:t>$</w:t>
             </w:r>
             <w:r>
-              <w:t xml:space="preserve"> </w:t>
-            </w:r>
-            <w:r>
-              <w:t>cd $HOME/</w:t>
+              <w:t xml:space="preserve"> cd $HOME/</w:t>
             </w:r>
             <w:r>
               <w:rPr>
@@ -22965,7 +23163,6 @@
               <w:rPr>
                 <w:rFonts w:cstheme="minorHAnsi"/>
               </w:rPr>
-              <w:lastRenderedPageBreak/>
               <w:t>//</w:t>
             </w:r>
             <w:r>
@@ -23039,7 +23236,23 @@
                 <w:rFonts w:cstheme="minorHAnsi"/>
                 <w:b/>
               </w:rPr>
-              <w:t xml:space="preserve">'| awk '{print $1 }') &gt;&amp; </w:t>
+              <w:t>'| awk '{print $</w:t>
+            </w:r>
+            <w:proofErr w:type="gramStart"/>
+            <w:r>
+              <w:rPr>
+                <w:rFonts w:cstheme="minorHAnsi"/>
+                <w:b/>
+              </w:rPr>
+              <w:t>1 }</w:t>
+            </w:r>
+            <w:proofErr w:type="gramEnd"/>
+            <w:r>
+              <w:rPr>
+                <w:rFonts w:cstheme="minorHAnsi"/>
+                <w:b/>
+              </w:rPr>
+              <w:t xml:space="preserve">') &gt;&amp; </w:t>
             </w:r>
             <w:proofErr w:type="spellStart"/>
             <w:r>
@@ -23141,10 +23354,12 @@
               <w:t xml:space="preserve"># peer channel fetch 228 </w:t>
             </w:r>
             <w:proofErr w:type="spellStart"/>
+            <w:proofErr w:type="gramStart"/>
             <w:r>
               <w:t>last.block</w:t>
             </w:r>
             <w:proofErr w:type="spellEnd"/>
+            <w:proofErr w:type="gramEnd"/>
             <w:r>
               <w:t xml:space="preserve"> -o orderer.example.com:7050 -c </w:t>
             </w:r>
@@ -23186,6 +23401,7 @@
           </w:p>
           <w:p>
             <w:r>
+              <w:lastRenderedPageBreak/>
               <w:t xml:space="preserve">$ rm -rf </w:t>
             </w:r>
             <w:proofErr w:type="spellStart"/>
@@ -23195,11 +23411,6 @@
             <w:proofErr w:type="spellEnd"/>
           </w:p>
           <w:p>
-            <w:pPr>
-              <w:rPr>
-                <w:rFonts w:hint="eastAsia"/>
-              </w:rPr>
-            </w:pPr>
             <w:r>
               <w:t xml:space="preserve">$ rm -rf </w:t>
             </w:r>
@@ -23233,11 +23444,6 @@
             <w:tcW w:w="9350" w:type="dxa"/>
           </w:tcPr>
           <w:p>
-            <w:pPr>
-              <w:rPr>
-                <w:rFonts w:hint="eastAsia"/>
-              </w:rPr>
-            </w:pPr>
             <w:r>
               <w:rPr>
                 <w:rFonts w:hint="eastAsia"/>
@@ -23264,36 +23470,18 @@
         </w:tc>
       </w:tr>
     </w:tbl>
+    <w:p/>
     <w:p>
       <w:pPr>
         <w:rPr>
-          <w:rFonts w:hint="eastAsia"/>
+          <w:bCs/>
         </w:rPr>
       </w:pPr>
-    </w:p>
-    <w:p>
-      <w:pPr>
-        <w:rPr>
-          <w:bCs/>
-        </w:rPr>
-      </w:pPr>
       <w:r>
         <w:rPr>
           <w:b/>
         </w:rPr>
-        <w:t xml:space="preserve">Step </w:t>
-      </w:r>
-      <w:r>
-        <w:rPr>
-          <w:b/>
-        </w:rPr>
-        <w:t>6</w:t>
-      </w:r>
-      <w:r>
-        <w:rPr>
-          <w:b/>
-        </w:rPr>
-        <w:t xml:space="preserve">: </w:t>
+        <w:t xml:space="preserve">Step 6: </w:t>
       </w:r>
       <w:r>
         <w:rPr>
@@ -23324,8 +23512,13 @@
               <w:t>#</w:t>
             </w:r>
             <w:r>
-              <w:t xml:space="preserve"> exit</w:t>
-            </w:r>
+              <w:t xml:space="preserve"> </w:t>
+            </w:r>
+            <w:proofErr w:type="gramStart"/>
+            <w:r>
+              <w:t>exit</w:t>
+            </w:r>
+            <w:proofErr w:type="gramEnd"/>
           </w:p>
           <w:p>
             <w:pPr>
@@ -23350,6 +23543,7 @@
             </w:r>
           </w:p>
           <w:p>
+            <w:proofErr w:type="gramStart"/>
             <w:r>
               <w:rPr>
                 <w:rFonts w:hint="eastAsia"/>
@@ -23360,7 +23554,11 @@
               <w:t xml:space="preserve"> </w:t>
             </w:r>
             <w:r>
-              <w:t>./</w:t>
+              <w:t>.</w:t>
+            </w:r>
+            <w:proofErr w:type="gramEnd"/>
+            <w:r>
+              <w:t>/</w:t>
             </w:r>
             <w:hyperlink r:id="rId97" w:anchor="file-clean-sh" w:history="1">
               <w:r>
@@ -23439,6 +23637,76 @@
       <w:pPr>
         <w:pStyle w:val="graf"/>
         <w:rPr>
+          <w:rFonts w:asciiTheme="minorHAnsi" w:eastAsiaTheme="minorEastAsia" w:hAnsiTheme="minorHAnsi" w:cstheme="minorBidi"/>
+          <w:sz w:val="22"/>
+          <w:szCs w:val="22"/>
+        </w:rPr>
+      </w:pPr>
+    </w:p>
+    <w:p>
+      <w:pPr>
+        <w:pStyle w:val="graf"/>
+        <w:rPr>
+          <w:rFonts w:asciiTheme="minorHAnsi" w:eastAsiaTheme="minorEastAsia" w:hAnsiTheme="minorHAnsi" w:cstheme="minorBidi"/>
+          <w:sz w:val="22"/>
+          <w:szCs w:val="22"/>
+        </w:rPr>
+      </w:pPr>
+    </w:p>
+    <w:p>
+      <w:pPr>
+        <w:pStyle w:val="graf"/>
+        <w:rPr>
+          <w:rFonts w:asciiTheme="minorHAnsi" w:eastAsiaTheme="minorEastAsia" w:hAnsiTheme="minorHAnsi" w:cstheme="minorBidi"/>
+          <w:sz w:val="22"/>
+          <w:szCs w:val="22"/>
+        </w:rPr>
+      </w:pPr>
+    </w:p>
+    <w:p>
+      <w:pPr>
+        <w:pStyle w:val="graf"/>
+        <w:rPr>
+          <w:rFonts w:asciiTheme="minorHAnsi" w:eastAsiaTheme="minorEastAsia" w:hAnsiTheme="minorHAnsi" w:cstheme="minorBidi"/>
+          <w:sz w:val="22"/>
+          <w:szCs w:val="22"/>
+        </w:rPr>
+      </w:pPr>
+    </w:p>
+    <w:p>
+      <w:pPr>
+        <w:pStyle w:val="graf"/>
+        <w:rPr>
+          <w:rFonts w:asciiTheme="minorHAnsi" w:eastAsiaTheme="minorEastAsia" w:hAnsiTheme="minorHAnsi" w:cstheme="minorBidi"/>
+          <w:sz w:val="22"/>
+          <w:szCs w:val="22"/>
+        </w:rPr>
+      </w:pPr>
+    </w:p>
+    <w:p>
+      <w:pPr>
+        <w:pStyle w:val="graf"/>
+        <w:rPr>
+          <w:rFonts w:asciiTheme="minorHAnsi" w:eastAsiaTheme="minorEastAsia" w:hAnsiTheme="minorHAnsi" w:cstheme="minorBidi"/>
+          <w:sz w:val="22"/>
+          <w:szCs w:val="22"/>
+        </w:rPr>
+      </w:pPr>
+    </w:p>
+    <w:p>
+      <w:pPr>
+        <w:pStyle w:val="graf"/>
+        <w:rPr>
+          <w:rFonts w:asciiTheme="minorHAnsi" w:eastAsiaTheme="minorEastAsia" w:hAnsiTheme="minorHAnsi" w:cstheme="minorBidi"/>
+          <w:sz w:val="22"/>
+          <w:szCs w:val="22"/>
+        </w:rPr>
+      </w:pPr>
+    </w:p>
+    <w:p>
+      <w:pPr>
+        <w:pStyle w:val="graf"/>
+        <w:rPr>
           <w:rFonts w:asciiTheme="minorHAnsi" w:eastAsiaTheme="minorEastAsia" w:hAnsiTheme="minorHAnsi" w:cstheme="minorBidi" w:hint="eastAsia"/>
           <w:sz w:val="22"/>
           <w:szCs w:val="22"/>
@@ -23461,6 +23729,7 @@
           <w:rStyle w:val="a3"/>
           <w:color w:val="2F5496" w:themeColor="accent1" w:themeShade="BF"/>
         </w:rPr>
+        <w:lastRenderedPageBreak/>
         <w:t>3</w:t>
       </w:r>
       <w:r>
@@ -23524,7 +23793,6 @@
           <w:rFonts w:hint="eastAsia"/>
           <w:b/>
         </w:rPr>
-        <w:lastRenderedPageBreak/>
         <w:t>第一</w:t>
       </w:r>
       <w:r>
@@ -23605,6 +23873,7 @@
               <w:t xml:space="preserve">$ docker-compose -f </w:t>
             </w:r>
             <w:hyperlink r:id="rId98" w:anchor="file-test-yaml" w:history="1">
+              <w:proofErr w:type="gramStart"/>
               <w:r>
                 <w:rPr>
                   <w:rStyle w:val="a7"/>
@@ -23612,6 +23881,7 @@
                 </w:rPr>
                 <w:t>test.yaml</w:t>
               </w:r>
+              <w:proofErr w:type="gramEnd"/>
             </w:hyperlink>
             <w:r>
               <w:t xml:space="preserve"> up -d</w:t>
@@ -23690,8 +23960,13 @@
             <w:r>
               <w:t xml:space="preserve"># </w:t>
             </w:r>
-            <w:r>
-              <w:t>time dd if=/dev/zero of=</w:t>
+            <w:proofErr w:type="gramStart"/>
+            <w:r>
+              <w:t>time</w:t>
+            </w:r>
+            <w:proofErr w:type="gramEnd"/>
+            <w:r>
+              <w:t xml:space="preserve"> dd if=/dev/zero of=</w:t>
             </w:r>
             <w:proofErr w:type="spellStart"/>
             <w:r>
@@ -23880,6 +24155,7 @@
               <w:t xml:space="preserve">$ docker-compose -f </w:t>
             </w:r>
             <w:hyperlink r:id="rId99" w:anchor="file-test-yaml" w:history="1">
+              <w:proofErr w:type="gramStart"/>
               <w:r>
                 <w:rPr>
                   <w:rStyle w:val="a7"/>
@@ -23887,6 +24163,7 @@
                 </w:rPr>
                 <w:t>test.yaml</w:t>
               </w:r>
+              <w:proofErr w:type="gramEnd"/>
             </w:hyperlink>
             <w:r>
               <w:t xml:space="preserve"> up -d</w:t>
@@ -23972,7 +24249,15 @@
           </w:tcPr>
           <w:p>
             <w:r>
-              <w:t># time dd if=/dev/zero of=</w:t>
+              <w:t xml:space="preserve"># </w:t>
+            </w:r>
+            <w:proofErr w:type="gramStart"/>
+            <w:r>
+              <w:t>time</w:t>
+            </w:r>
+            <w:proofErr w:type="gramEnd"/>
+            <w:r>
+              <w:t xml:space="preserve"> dd if=/dev/zero of=</w:t>
             </w:r>
             <w:proofErr w:type="spellStart"/>
             <w:r>
@@ -24003,6 +24288,7 @@
           </w:p>
           <w:p>
             <w:r>
+              <w:lastRenderedPageBreak/>
               <w:t>2457600000 bytes (2.5 GB, 2.3 GiB) copied, 38.1012 s, 64.5 MB/s</w:t>
             </w:r>
           </w:p>
@@ -24018,7 +24304,6 @@
           </w:p>
           <w:p>
             <w:r>
-              <w:lastRenderedPageBreak/>
               <w:t>user</w:t>
             </w:r>
             <w:r>
@@ -24679,6 +24964,7 @@
         <w:rPr>
           <w:noProof/>
         </w:rPr>
+        <w:lastRenderedPageBreak/>
         <w:drawing>
           <wp:inline distT="0" distB="0" distL="0" distR="0" wp14:anchorId="68E245A2" wp14:editId="4B964C5D">
             <wp:extent cx="2876550" cy="2133600"/>
@@ -24849,6 +25135,7 @@
           <w:rFonts w:hint="eastAsia"/>
           <w:b/>
         </w:rPr>
+        <w:lastRenderedPageBreak/>
         <w:t>第七，</w:t>
       </w:r>
       <w:r>
@@ -24931,7 +25218,6 @@
         <w:rPr>
           <w:noProof/>
         </w:rPr>
-        <w:lastRenderedPageBreak/>
         <w:drawing>
           <wp:inline distT="0" distB="0" distL="0" distR="0" wp14:anchorId="0968FCA4" wp14:editId="1BB0C964">
             <wp:extent cx="2800350" cy="2143125"/>
@@ -25100,7 +25386,6 @@
         <w:rPr>
           <w:noProof/>
         </w:rPr>
-        <w:lastRenderedPageBreak/>
         <w:drawing>
           <wp:inline distT="0" distB="0" distL="0" distR="0" wp14:anchorId="6109EA2F" wp14:editId="5469F06E">
             <wp:extent cx="2971800" cy="2257425"/>
@@ -25215,7 +25500,21 @@
         <w:rPr>
           <w:rFonts w:hint="eastAsia"/>
         </w:rPr>
-        <w:t>结论一：大部分的时间下，</w:t>
+        <w:t>结论</w:t>
+      </w:r>
+      <w:proofErr w:type="gramStart"/>
+      <w:r>
+        <w:rPr>
+          <w:rFonts w:hint="eastAsia"/>
+        </w:rPr>
+        <w:t>一</w:t>
+      </w:r>
+      <w:proofErr w:type="gramEnd"/>
+      <w:r>
+        <w:rPr>
+          <w:rFonts w:hint="eastAsia"/>
+        </w:rPr>
+        <w:t>：大部分的时间下，</w:t>
       </w:r>
       <w:r>
         <w:rPr>
@@ -25267,7 +25566,6 @@
         <w:rPr>
           <w:b/>
         </w:rPr>
-        <w:lastRenderedPageBreak/>
         <w:t>Reference</w:t>
       </w:r>
     </w:p>
@@ -25693,6 +25991,7 @@
           </w:tcPr>
           <w:p>
             <w:r>
+              <w:lastRenderedPageBreak/>
               <w:t xml:space="preserve">$ </w:t>
             </w:r>
             <w:r>
@@ -25715,7 +26014,6 @@
           </w:p>
           <w:p>
             <w:r>
-              <w:lastRenderedPageBreak/>
               <w:t xml:space="preserve">$ </w:t>
             </w:r>
             <w:r>
@@ -29055,20 +29353,48 @@
               <w:rPr>
                 <w:rFonts w:ascii="宋体" w:eastAsia="宋体" w:hAnsi="宋体" w:cs="宋体"/>
               </w:rPr>
-              <w:t>$ docker logs $(docker ps -a | grep 'orderer'| awk '{print $1 }') &gt;&amp; ordererlog</w:t>
-            </w:r>
-          </w:p>
-          <w:p>
-            <w:pPr>
+              <w:t>$ docker logs $(docker ps -a | grep 'orderer'| awk '{print $</w:t>
+            </w:r>
+            <w:proofErr w:type="gramStart"/>
+            <w:r>
               <w:rPr>
                 <w:rFonts w:ascii="宋体" w:eastAsia="宋体" w:hAnsi="宋体" w:cs="宋体"/>
               </w:rPr>
-            </w:pPr>
+              <w:t>1 }</w:t>
+            </w:r>
+            <w:proofErr w:type="gramEnd"/>
             <w:r>
               <w:rPr>
                 <w:rFonts w:ascii="宋体" w:eastAsia="宋体" w:hAnsi="宋体" w:cs="宋体"/>
               </w:rPr>
-              <w:t>$ docker logs $(docker ps -a | grep 'peer node start'| awk '{print $1 }') &gt;&amp; peerlog</w:t>
+              <w:t>') &gt;&amp; ordererlog</w:t>
+            </w:r>
+          </w:p>
+          <w:p>
+            <w:pPr>
+              <w:rPr>
+                <w:rFonts w:ascii="宋体" w:eastAsia="宋体" w:hAnsi="宋体" w:cs="宋体"/>
+              </w:rPr>
+            </w:pPr>
+            <w:r>
+              <w:rPr>
+                <w:rFonts w:ascii="宋体" w:eastAsia="宋体" w:hAnsi="宋体" w:cs="宋体"/>
+              </w:rPr>
+              <w:t>$ docker logs $(docker ps -a | grep 'peer node start'| awk '{print $</w:t>
+            </w:r>
+            <w:proofErr w:type="gramStart"/>
+            <w:r>
+              <w:rPr>
+                <w:rFonts w:ascii="宋体" w:eastAsia="宋体" w:hAnsi="宋体" w:cs="宋体"/>
+              </w:rPr>
+              <w:t>1 }</w:t>
+            </w:r>
+            <w:proofErr w:type="gramEnd"/>
+            <w:r>
+              <w:rPr>
+                <w:rFonts w:ascii="宋体" w:eastAsia="宋体" w:hAnsi="宋体" w:cs="宋体"/>
+              </w:rPr>
+              <w:t>') &gt;&amp; peerlog</w:t>
             </w:r>
           </w:p>
         </w:tc>
@@ -29813,7 +30139,15 @@
               <w:t>peer channel fetch 1528</w:t>
             </w:r>
             <w:r>
-              <w:t xml:space="preserve"> last.block -o orderer.example.com:7050 -c mychannel --tls --cafile /opt/gopath/src/github.com/hyperledger/fabric/peer/crypto/ordererOrganizations/example.com/orderers/orderer.example.com/msp/tlscacerts/tlsca.example.com-cert.pem</w:t>
+              <w:t xml:space="preserve"> </w:t>
+            </w:r>
+            <w:proofErr w:type="gramStart"/>
+            <w:r>
+              <w:t>last.block</w:t>
+            </w:r>
+            <w:proofErr w:type="gramEnd"/>
+            <w:r>
+              <w:t xml:space="preserve"> -o orderer.example.com:7050 -c mychannel --tls --cafile /opt/gopath/src/github.com/hyperledger/fabric/peer/crypto/ordererOrganizations/example.com/orderers/orderer.example.com/msp/tlscacerts/tlsca.example.com-cert.pem</w:t>
             </w:r>
           </w:p>
         </w:tc>
@@ -30952,20 +31286,48 @@
               <w:rPr>
                 <w:rFonts w:ascii="宋体" w:eastAsia="宋体" w:hAnsi="宋体" w:cs="宋体"/>
               </w:rPr>
-              <w:t>$ docker logs $(docker ps -a | grep 'orderer'| awk '{print $1 }') &gt;&amp; ordererlog</w:t>
-            </w:r>
-          </w:p>
-          <w:p>
-            <w:pPr>
+              <w:t>$ docker logs $(docker ps -a | grep 'orderer'| awk '{print $</w:t>
+            </w:r>
+            <w:proofErr w:type="gramStart"/>
+            <w:r>
               <w:rPr>
                 <w:rFonts w:ascii="宋体" w:eastAsia="宋体" w:hAnsi="宋体" w:cs="宋体"/>
               </w:rPr>
-            </w:pPr>
+              <w:t>1 }</w:t>
+            </w:r>
+            <w:proofErr w:type="gramEnd"/>
             <w:r>
               <w:rPr>
                 <w:rFonts w:ascii="宋体" w:eastAsia="宋体" w:hAnsi="宋体" w:cs="宋体"/>
               </w:rPr>
-              <w:t>$ docker logs $(docker ps -a | grep 'peer node start'| awk '{print $1 }') &gt;&amp; peerlog</w:t>
+              <w:t>') &gt;&amp; ordererlog</w:t>
+            </w:r>
+          </w:p>
+          <w:p>
+            <w:pPr>
+              <w:rPr>
+                <w:rFonts w:ascii="宋体" w:eastAsia="宋体" w:hAnsi="宋体" w:cs="宋体"/>
+              </w:rPr>
+            </w:pPr>
+            <w:r>
+              <w:rPr>
+                <w:rFonts w:ascii="宋体" w:eastAsia="宋体" w:hAnsi="宋体" w:cs="宋体"/>
+              </w:rPr>
+              <w:t>$ docker logs $(docker ps -a | grep 'peer node start'| awk '{print $</w:t>
+            </w:r>
+            <w:proofErr w:type="gramStart"/>
+            <w:r>
+              <w:rPr>
+                <w:rFonts w:ascii="宋体" w:eastAsia="宋体" w:hAnsi="宋体" w:cs="宋体"/>
+              </w:rPr>
+              <w:t>1 }</w:t>
+            </w:r>
+            <w:proofErr w:type="gramEnd"/>
+            <w:r>
+              <w:rPr>
+                <w:rFonts w:ascii="宋体" w:eastAsia="宋体" w:hAnsi="宋体" w:cs="宋体"/>
+              </w:rPr>
+              <w:t>') &gt;&amp; peerlog</w:t>
             </w:r>
           </w:p>
         </w:tc>
@@ -31580,8 +31942,13 @@
     </w:p>
     <w:p>
       <w:r>
-        <w:t>Step2: git add .</w:t>
-      </w:r>
+        <w:t xml:space="preserve">Step2: git </w:t>
+      </w:r>
+      <w:proofErr w:type="gramStart"/>
+      <w:r>
+        <w:t>add .</w:t>
+      </w:r>
+      <w:proofErr w:type="gramEnd"/>
     </w:p>
     <w:p>
       <w:r>
@@ -31641,7 +32008,15 @@
         <w:t xml:space="preserve">git config </w:t>
       </w:r>
       <w:r>
-        <w:t>--global user.email "320653941@qq</w:t>
+        <w:t xml:space="preserve">--global </w:t>
+      </w:r>
+      <w:proofErr w:type="gramStart"/>
+      <w:r>
+        <w:t>user.email</w:t>
+      </w:r>
+      <w:proofErr w:type="gramEnd"/>
+      <w:r>
+        <w:t xml:space="preserve"> "320653941@qq</w:t>
       </w:r>
       <w:r>
         <w:t>.com"</w:t>
